--- a/Laporan/03_Ahmad Dzul Fadhli Jobsheet 7,8&9.docx
+++ b/Laporan/03_Ahmad Dzul Fadhli Jobsheet 7,8&9.docx
@@ -46,7 +46,7 @@
           <w:b/>
           <w:bCs/>
         </w:rPr>
-        <w:t>4</w:t>
+        <w:t>7</w:t>
       </w:r>
       <w:r>
         <w:rPr>
@@ -61,7 +61,7 @@
           <w:b/>
           <w:bCs/>
         </w:rPr>
-        <w:t>LinkNavigation</w:t>
+        <w:t>APIRoutes</w:t>
       </w:r>
       <w:proofErr w:type="spellEnd"/>
       <w:r>
@@ -101,7 +101,23 @@
           <w:b/>
           <w:bCs/>
         </w:rPr>
-        <w:t xml:space="preserve"> Berbasis Network </w:t>
+        <w:t xml:space="preserve"> </w:t>
+      </w:r>
+      <w:proofErr w:type="spellStart"/>
+      <w:r>
+        <w:rPr>
+          <w:b/>
+          <w:bCs/>
+        </w:rPr>
+        <w:t>Berbasis</w:t>
+      </w:r>
+      <w:proofErr w:type="spellEnd"/>
+      <w:r>
+        <w:rPr>
+          <w:b/>
+          <w:bCs/>
+        </w:rPr>
+        <w:t xml:space="preserve"> Network </w:t>
       </w:r>
     </w:p>
     <w:p>
@@ -245,18 +261,18 @@
           <w:lang w:val="fi-FI"/>
         </w:rPr>
         <w:drawing>
-          <wp:inline distT="0" distB="0" distL="0" distR="0" wp14:anchorId="4B509AAE" wp14:editId="67E15288">
-            <wp:extent cx="4320000" cy="1962000"/>
-            <wp:effectExtent l="19050" t="19050" r="23495" b="19685"/>
-            <wp:docPr id="976044121" name="Picture 1"/>
-            <wp:cNvGraphicFramePr>
-              <a:graphicFrameLocks xmlns:a="http://schemas.openxmlformats.org/drawingml/2006/main" noChangeAspect="1"/>
-            </wp:cNvGraphicFramePr>
-            <a:graphic xmlns:a="http://schemas.openxmlformats.org/drawingml/2006/main">
-              <a:graphicData uri="http://schemas.openxmlformats.org/drawingml/2006/picture">
-                <pic:pic xmlns:pic="http://schemas.openxmlformats.org/drawingml/2006/picture">
-                  <pic:nvPicPr>
-                    <pic:cNvPr id="976044121" name=""/>
+          <wp:inline distT="0" distB="0" distL="0" distR="0" wp14:anchorId="1BE38CD6" wp14:editId="6E4CA6D2">
+            <wp:extent cx="2880000" cy="1178769"/>
+            <wp:effectExtent l="0" t="0" r="0" b="2540"/>
+            <wp:docPr id="541661521" name="Picture 1"/>
+            <wp:cNvGraphicFramePr>
+              <a:graphicFrameLocks xmlns:a="http://schemas.openxmlformats.org/drawingml/2006/main" noChangeAspect="1"/>
+            </wp:cNvGraphicFramePr>
+            <a:graphic xmlns:a="http://schemas.openxmlformats.org/drawingml/2006/main">
+              <a:graphicData uri="http://schemas.openxmlformats.org/drawingml/2006/picture">
+                <pic:pic xmlns:pic="http://schemas.openxmlformats.org/drawingml/2006/picture">
+                  <pic:nvPicPr>
+                    <pic:cNvPr id="541661521" name=""/>
                     <pic:cNvPicPr/>
                   </pic:nvPicPr>
                   <pic:blipFill>
@@ -268,16 +284,11 @@
                   <pic:spPr>
                     <a:xfrm>
                       <a:off x="0" y="0"/>
-                      <a:ext cx="4320000" cy="1962000"/>
-                    </a:xfrm>
-                    <a:prstGeom prst="rect">
-                      <a:avLst/>
-                    </a:prstGeom>
-                    <a:ln w="12700">
-                      <a:solidFill>
-                        <a:schemeClr val="accent1"/>
-                      </a:solidFill>
-                    </a:ln>
+                      <a:ext cx="2880000" cy="1178769"/>
+                    </a:xfrm>
+                    <a:prstGeom prst="rect">
+                      <a:avLst/>
+                    </a:prstGeom>
                   </pic:spPr>
                 </pic:pic>
               </a:graphicData>
@@ -314,162 +325,184 @@
           <w:b/>
           <w:bCs/>
         </w:rPr>
-        <w:t xml:space="preserve"> Catch-All Route</w:t>
+        <w:t xml:space="preserve"> API </w:t>
+      </w:r>
+      <w:proofErr w:type="spellStart"/>
+      <w:r>
+        <w:rPr>
+          <w:b/>
+          <w:bCs/>
+        </w:rPr>
+        <w:t>Produk</w:t>
+      </w:r>
+      <w:proofErr w:type="spellEnd"/>
+    </w:p>
+    <w:p>
+      <w:proofErr w:type="spellStart"/>
+      <w:r>
+        <w:t>Buat</w:t>
+      </w:r>
+      <w:proofErr w:type="spellEnd"/>
+      <w:r>
+        <w:t xml:space="preserve"> file pad pages/</w:t>
+      </w:r>
+      <w:proofErr w:type="spellStart"/>
+      <w:r>
+        <w:t>api</w:t>
+      </w:r>
+      <w:proofErr w:type="spellEnd"/>
+      <w:r>
+        <w:t>/produk.js</w:t>
+      </w:r>
+    </w:p>
+    <w:p>
+      <w:r>
+        <w:drawing>
+          <wp:inline distT="0" distB="0" distL="0" distR="0" wp14:anchorId="7FD4DF9B" wp14:editId="2C184925">
+            <wp:extent cx="1800000" cy="483051"/>
+            <wp:effectExtent l="0" t="0" r="0" b="0"/>
+            <wp:docPr id="448092750" name="Picture 1"/>
+            <wp:cNvGraphicFramePr>
+              <a:graphicFrameLocks xmlns:a="http://schemas.openxmlformats.org/drawingml/2006/main" noChangeAspect="1"/>
+            </wp:cNvGraphicFramePr>
+            <a:graphic xmlns:a="http://schemas.openxmlformats.org/drawingml/2006/main">
+              <a:graphicData uri="http://schemas.openxmlformats.org/drawingml/2006/picture">
+                <pic:pic xmlns:pic="http://schemas.openxmlformats.org/drawingml/2006/picture">
+                  <pic:nvPicPr>
+                    <pic:cNvPr id="448092750" name=""/>
+                    <pic:cNvPicPr/>
+                  </pic:nvPicPr>
+                  <pic:blipFill>
+                    <a:blip r:embed="rId8"/>
+                    <a:stretch>
+                      <a:fillRect/>
+                    </a:stretch>
+                  </pic:blipFill>
+                  <pic:spPr>
+                    <a:xfrm>
+                      <a:off x="0" y="0"/>
+                      <a:ext cx="1800000" cy="483051"/>
+                    </a:xfrm>
+                    <a:prstGeom prst="rect">
+                      <a:avLst/>
+                    </a:prstGeom>
+                  </pic:spPr>
+                </pic:pic>
+              </a:graphicData>
+            </a:graphic>
+          </wp:inline>
+        </w:drawing>
+      </w:r>
+    </w:p>
+    <w:p>
+      <w:r>
+        <w:drawing>
+          <wp:inline distT="0" distB="0" distL="0" distR="0" wp14:anchorId="1B9CDC3A" wp14:editId="4E230685">
+            <wp:extent cx="2880000" cy="3152923"/>
+            <wp:effectExtent l="0" t="0" r="0" b="0"/>
+            <wp:docPr id="1048100825" name="Picture 1"/>
+            <wp:cNvGraphicFramePr>
+              <a:graphicFrameLocks xmlns:a="http://schemas.openxmlformats.org/drawingml/2006/main" noChangeAspect="1"/>
+            </wp:cNvGraphicFramePr>
+            <a:graphic xmlns:a="http://schemas.openxmlformats.org/drawingml/2006/main">
+              <a:graphicData uri="http://schemas.openxmlformats.org/drawingml/2006/picture">
+                <pic:pic xmlns:pic="http://schemas.openxmlformats.org/drawingml/2006/picture">
+                  <pic:nvPicPr>
+                    <pic:cNvPr id="1048100825" name=""/>
+                    <pic:cNvPicPr/>
+                  </pic:nvPicPr>
+                  <pic:blipFill>
+                    <a:blip r:embed="rId9"/>
+                    <a:stretch>
+                      <a:fillRect/>
+                    </a:stretch>
+                  </pic:blipFill>
+                  <pic:spPr>
+                    <a:xfrm>
+                      <a:off x="0" y="0"/>
+                      <a:ext cx="2880000" cy="3152923"/>
+                    </a:xfrm>
+                    <a:prstGeom prst="rect">
+                      <a:avLst/>
+                    </a:prstGeom>
+                  </pic:spPr>
+                </pic:pic>
+              </a:graphicData>
+            </a:graphic>
+          </wp:inline>
+        </w:drawing>
       </w:r>
     </w:p>
     <w:p>
       <w:pPr>
         <w:rPr>
-          <w:b/>
-          <w:bCs/>
+          <w:lang w:val="fi-FI"/>
         </w:rPr>
       </w:pPr>
-      <w:r>
-        <w:rPr>
-          <w:b/>
-          <w:bCs/>
-        </w:rPr>
-        <w:drawing>
-          <wp:inline distT="0" distB="0" distL="0" distR="0" wp14:anchorId="2CA83AF9" wp14:editId="46DE262A">
-            <wp:extent cx="4320000" cy="1318615"/>
-            <wp:effectExtent l="19050" t="19050" r="23495" b="15240"/>
-            <wp:docPr id="1328701481" name="Picture 1"/>
-            <wp:cNvGraphicFramePr>
-              <a:graphicFrameLocks xmlns:a="http://schemas.openxmlformats.org/drawingml/2006/main" noChangeAspect="1"/>
-            </wp:cNvGraphicFramePr>
-            <a:graphic xmlns:a="http://schemas.openxmlformats.org/drawingml/2006/main">
-              <a:graphicData uri="http://schemas.openxmlformats.org/drawingml/2006/picture">
-                <pic:pic xmlns:pic="http://schemas.openxmlformats.org/drawingml/2006/picture">
-                  <pic:nvPicPr>
-                    <pic:cNvPr id="1328701481" name=""/>
-                    <pic:cNvPicPr/>
-                  </pic:nvPicPr>
-                  <pic:blipFill>
-                    <a:blip r:embed="rId8"/>
-                    <a:stretch>
-                      <a:fillRect/>
-                    </a:stretch>
-                  </pic:blipFill>
-                  <pic:spPr>
-                    <a:xfrm>
-                      <a:off x="0" y="0"/>
-                      <a:ext cx="4320000" cy="1318615"/>
-                    </a:xfrm>
-                    <a:prstGeom prst="rect">
-                      <a:avLst/>
-                    </a:prstGeom>
-                    <a:ln>
-                      <a:solidFill>
-                        <a:schemeClr val="accent1"/>
-                      </a:solidFill>
-                    </a:ln>
-                  </pic:spPr>
-                </pic:pic>
-              </a:graphicData>
-            </a:graphic>
-          </wp:inline>
-        </w:drawing>
-      </w:r>
-    </w:p>
-    <w:p>
-      <w:r>
-        <w:t>Console ninja</w:t>
-      </w:r>
-    </w:p>
-    <w:p>
-      <w:r>
-        <w:drawing>
-          <wp:inline distT="0" distB="0" distL="0" distR="0" wp14:anchorId="2873A1FD" wp14:editId="55708B7E">
-            <wp:extent cx="4320000" cy="1472770"/>
-            <wp:effectExtent l="19050" t="19050" r="23495" b="13335"/>
-            <wp:docPr id="1740929991" name="Picture 1"/>
-            <wp:cNvGraphicFramePr>
-              <a:graphicFrameLocks xmlns:a="http://schemas.openxmlformats.org/drawingml/2006/main" noChangeAspect="1"/>
-            </wp:cNvGraphicFramePr>
-            <a:graphic xmlns:a="http://schemas.openxmlformats.org/drawingml/2006/main">
-              <a:graphicData uri="http://schemas.openxmlformats.org/drawingml/2006/picture">
-                <pic:pic xmlns:pic="http://schemas.openxmlformats.org/drawingml/2006/picture">
-                  <pic:nvPicPr>
-                    <pic:cNvPr id="1740929991" name=""/>
-                    <pic:cNvPicPr/>
-                  </pic:nvPicPr>
-                  <pic:blipFill>
-                    <a:blip r:embed="rId9"/>
-                    <a:stretch>
-                      <a:fillRect/>
-                    </a:stretch>
-                  </pic:blipFill>
-                  <pic:spPr>
-                    <a:xfrm>
-                      <a:off x="0" y="0"/>
-                      <a:ext cx="4320000" cy="1472770"/>
-                    </a:xfrm>
-                    <a:prstGeom prst="rect">
-                      <a:avLst/>
-                    </a:prstGeom>
-                    <a:ln>
-                      <a:solidFill>
-                        <a:schemeClr val="accent1"/>
-                      </a:solidFill>
-                    </a:ln>
-                  </pic:spPr>
-                </pic:pic>
-              </a:graphicData>
-            </a:graphic>
-          </wp:inline>
-        </w:drawing>
-      </w:r>
-    </w:p>
-    <w:p>
-      <w:r>
-        <w:t xml:space="preserve">Menampilkan </w:t>
-      </w:r>
-      <w:proofErr w:type="spellStart"/>
-      <w:r>
-        <w:t>nilai</w:t>
-      </w:r>
-      <w:proofErr w:type="spellEnd"/>
-      <w:r>
-        <w:t xml:space="preserve"> query</w:t>
-      </w:r>
-    </w:p>
-    <w:p>
-      <w:r>
+      <w:proofErr w:type="spellStart"/>
+      <w:r>
+        <w:rPr>
+          <w:lang w:val="fi-FI"/>
+        </w:rPr>
+        <w:t>Akses</w:t>
+      </w:r>
+      <w:proofErr w:type="spellEnd"/>
+      <w:r>
+        <w:rPr>
+          <w:lang w:val="fi-FI"/>
+        </w:rPr>
+        <w:t xml:space="preserve">: </w:t>
+      </w:r>
+      <w:hyperlink r:id="rId10" w:history="1">
+        <w:r>
+          <w:rPr>
+            <w:rStyle w:val="Hyperlink"/>
+            <w:lang w:val="fi-FI"/>
+          </w:rPr>
+          <w:t>http://localhost:3000/api/produk</w:t>
+        </w:r>
+      </w:hyperlink>
+    </w:p>
+    <w:p>
+      <w:pPr>
+        <w:rPr>
+          <w:lang w:val="fi-FI"/>
+        </w:rPr>
+      </w:pPr>
+      <w:r>
+        <w:rPr>
+          <w:lang w:val="fi-FI"/>
+        </w:rPr>
         <w:lastRenderedPageBreak/>
         <w:drawing>
-          <wp:inline distT="0" distB="0" distL="0" distR="0" wp14:anchorId="382012C2" wp14:editId="66549ED3">
-            <wp:extent cx="4320000" cy="1915385"/>
-            <wp:effectExtent l="19050" t="19050" r="23495" b="27940"/>
-            <wp:docPr id="432845555" name="Picture 1"/>
-            <wp:cNvGraphicFramePr>
-              <a:graphicFrameLocks xmlns:a="http://schemas.openxmlformats.org/drawingml/2006/main" noChangeAspect="1"/>
-            </wp:cNvGraphicFramePr>
-            <a:graphic xmlns:a="http://schemas.openxmlformats.org/drawingml/2006/main">
-              <a:graphicData uri="http://schemas.openxmlformats.org/drawingml/2006/picture">
-                <pic:pic xmlns:pic="http://schemas.openxmlformats.org/drawingml/2006/picture">
-                  <pic:nvPicPr>
-                    <pic:cNvPr id="432845555" name=""/>
-                    <pic:cNvPicPr/>
-                  </pic:nvPicPr>
-                  <pic:blipFill>
-                    <a:blip r:embed="rId10"/>
-                    <a:stretch>
-                      <a:fillRect/>
-                    </a:stretch>
-                  </pic:blipFill>
-                  <pic:spPr>
-                    <a:xfrm>
-                      <a:off x="0" y="0"/>
-                      <a:ext cx="4320000" cy="1915385"/>
-                    </a:xfrm>
-                    <a:prstGeom prst="rect">
-                      <a:avLst/>
-                    </a:prstGeom>
-                    <a:ln>
-                      <a:solidFill>
-                        <a:schemeClr val="accent1"/>
-                      </a:solidFill>
-                    </a:ln>
+          <wp:inline distT="0" distB="0" distL="0" distR="0" wp14:anchorId="3890A8DC" wp14:editId="151070EA">
+            <wp:extent cx="2880000" cy="2476923"/>
+            <wp:effectExtent l="0" t="0" r="0" b="0"/>
+            <wp:docPr id="1351792914" name="Picture 1"/>
+            <wp:cNvGraphicFramePr>
+              <a:graphicFrameLocks xmlns:a="http://schemas.openxmlformats.org/drawingml/2006/main" noChangeAspect="1"/>
+            </wp:cNvGraphicFramePr>
+            <a:graphic xmlns:a="http://schemas.openxmlformats.org/drawingml/2006/main">
+              <a:graphicData uri="http://schemas.openxmlformats.org/drawingml/2006/picture">
+                <pic:pic xmlns:pic="http://schemas.openxmlformats.org/drawingml/2006/picture">
+                  <pic:nvPicPr>
+                    <pic:cNvPr id="1351792914" name=""/>
+                    <pic:cNvPicPr/>
+                  </pic:nvPicPr>
+                  <pic:blipFill>
+                    <a:blip r:embed="rId11"/>
+                    <a:stretch>
+                      <a:fillRect/>
+                    </a:stretch>
+                  </pic:blipFill>
+                  <pic:spPr>
+                    <a:xfrm>
+                      <a:off x="0" y="0"/>
+                      <a:ext cx="2880000" cy="2476923"/>
+                    </a:xfrm>
+                    <a:prstGeom prst="rect">
+                      <a:avLst/>
+                    </a:prstGeom>
                   </pic:spPr>
                 </pic:pic>
               </a:graphicData>
@@ -490,79 +523,160 @@
           <w:b/>
           <w:bCs/>
         </w:rPr>
-        <w:t xml:space="preserve">Langkah 3 – </w:t>
-      </w:r>
-      <w:proofErr w:type="spellStart"/>
-      <w:r>
-        <w:rPr>
-          <w:b/>
-          <w:bCs/>
-        </w:rPr>
-        <w:t>Pengujian</w:t>
-      </w:r>
-      <w:proofErr w:type="spellEnd"/>
-      <w:r>
-        <w:rPr>
-          <w:b/>
-          <w:bCs/>
-        </w:rPr>
-        <w:t xml:space="preserve"> Catch-All Route</w:t>
+        <w:t>Langkah 3 – Fetch Data API di Frontend</w:t>
+      </w:r>
+    </w:p>
+    <w:p>
+      <w:proofErr w:type="spellStart"/>
+      <w:r>
+        <w:t>Modifikasi</w:t>
+      </w:r>
+      <w:proofErr w:type="spellEnd"/>
+      <w:r>
+        <w:t xml:space="preserve"> </w:t>
+      </w:r>
+      <w:proofErr w:type="spellStart"/>
+      <w:r>
+        <w:t>kode</w:t>
+      </w:r>
+      <w:proofErr w:type="spellEnd"/>
+      <w:r>
+        <w:t xml:space="preserve"> </w:t>
+      </w:r>
+      <w:r>
+        <w:t>pages/product/</w:t>
+      </w:r>
+      <w:proofErr w:type="spellStart"/>
+      <w:r>
+        <w:t>index.tsx</w:t>
+      </w:r>
+      <w:proofErr w:type="spellEnd"/>
+    </w:p>
+    <w:p>
+      <w:r>
+        <w:drawing>
+          <wp:inline distT="0" distB="0" distL="0" distR="0" wp14:anchorId="0203B825" wp14:editId="613A71D0">
+            <wp:extent cx="2880000" cy="3054154"/>
+            <wp:effectExtent l="0" t="0" r="0" b="0"/>
+            <wp:docPr id="1489404665" name="Picture 1"/>
+            <wp:cNvGraphicFramePr>
+              <a:graphicFrameLocks xmlns:a="http://schemas.openxmlformats.org/drawingml/2006/main" noChangeAspect="1"/>
+            </wp:cNvGraphicFramePr>
+            <a:graphic xmlns:a="http://schemas.openxmlformats.org/drawingml/2006/main">
+              <a:graphicData uri="http://schemas.openxmlformats.org/drawingml/2006/picture">
+                <pic:pic xmlns:pic="http://schemas.openxmlformats.org/drawingml/2006/picture">
+                  <pic:nvPicPr>
+                    <pic:cNvPr id="1489404665" name=""/>
+                    <pic:cNvPicPr/>
+                  </pic:nvPicPr>
+                  <pic:blipFill>
+                    <a:blip r:embed="rId12"/>
+                    <a:stretch>
+                      <a:fillRect/>
+                    </a:stretch>
+                  </pic:blipFill>
+                  <pic:spPr>
+                    <a:xfrm>
+                      <a:off x="0" y="0"/>
+                      <a:ext cx="2880000" cy="3054154"/>
+                    </a:xfrm>
+                    <a:prstGeom prst="rect">
+                      <a:avLst/>
+                    </a:prstGeom>
+                  </pic:spPr>
+                </pic:pic>
+              </a:graphicData>
+            </a:graphic>
+          </wp:inline>
+        </w:drawing>
       </w:r>
     </w:p>
     <w:p>
       <w:pPr>
         <w:rPr>
-          <w:b/>
-          <w:bCs/>
+          <w:lang w:val="fi-FI"/>
         </w:rPr>
       </w:pPr>
-      <w:r>
-        <w:rPr>
-          <w:b/>
-          <w:bCs/>
-        </w:rPr>
-        <w:drawing>
-          <wp:inline distT="0" distB="0" distL="0" distR="0" wp14:anchorId="3BA27947" wp14:editId="01D8B93E">
-            <wp:extent cx="4320000" cy="1849847"/>
-            <wp:effectExtent l="19050" t="19050" r="23495" b="17145"/>
-            <wp:docPr id="119653274" name="Picture 1"/>
-            <wp:cNvGraphicFramePr>
-              <a:graphicFrameLocks xmlns:a="http://schemas.openxmlformats.org/drawingml/2006/main" noChangeAspect="1"/>
-            </wp:cNvGraphicFramePr>
-            <a:graphic xmlns:a="http://schemas.openxmlformats.org/drawingml/2006/main">
-              <a:graphicData uri="http://schemas.openxmlformats.org/drawingml/2006/picture">
-                <pic:pic xmlns:pic="http://schemas.openxmlformats.org/drawingml/2006/picture">
-                  <pic:nvPicPr>
-                    <pic:cNvPr id="119653274" name=""/>
-                    <pic:cNvPicPr/>
-                  </pic:nvPicPr>
-                  <pic:blipFill>
-                    <a:blip r:embed="rId11"/>
-                    <a:stretch>
-                      <a:fillRect/>
-                    </a:stretch>
-                  </pic:blipFill>
-                  <pic:spPr>
-                    <a:xfrm>
-                      <a:off x="0" y="0"/>
-                      <a:ext cx="4320000" cy="1849847"/>
-                    </a:xfrm>
-                    <a:prstGeom prst="rect">
-                      <a:avLst/>
-                    </a:prstGeom>
-                    <a:ln>
-                      <a:solidFill>
-                        <a:schemeClr val="accent1"/>
-                      </a:solidFill>
-                    </a:ln>
-                  </pic:spPr>
-                </pic:pic>
-              </a:graphicData>
-            </a:graphic>
-          </wp:inline>
-        </w:drawing>
-      </w:r>
-    </w:p>
+      <w:proofErr w:type="spellStart"/>
+      <w:r>
+        <w:rPr>
+          <w:lang w:val="fi-FI"/>
+        </w:rPr>
+        <w:t>Jalankan</w:t>
+      </w:r>
+      <w:proofErr w:type="spellEnd"/>
+      <w:r>
+        <w:rPr>
+          <w:lang w:val="fi-FI"/>
+        </w:rPr>
+        <w:t xml:space="preserve"> </w:t>
+      </w:r>
+      <w:proofErr w:type="spellStart"/>
+      <w:r>
+        <w:rPr>
+          <w:lang w:val="fi-FI"/>
+        </w:rPr>
+        <w:t>browser</w:t>
+      </w:r>
+      <w:proofErr w:type="spellEnd"/>
+      <w:r>
+        <w:rPr>
+          <w:lang w:val="fi-FI"/>
+        </w:rPr>
+        <w:t xml:space="preserve"> </w:t>
+      </w:r>
+      <w:hyperlink r:id="rId13" w:history="1">
+        <w:r>
+          <w:rPr>
+            <w:rStyle w:val="Hyperlink"/>
+            <w:lang w:val="fi-FI"/>
+          </w:rPr>
+          <w:t>http://localhost:3000/produk</w:t>
+        </w:r>
+      </w:hyperlink>
+    </w:p>
+    <w:p>
+      <w:r>
+        <w:lastRenderedPageBreak/>
+        <w:drawing>
+          <wp:inline distT="0" distB="0" distL="0" distR="0" wp14:anchorId="2FB90857" wp14:editId="2024245F">
+            <wp:extent cx="2880000" cy="1943077"/>
+            <wp:effectExtent l="0" t="0" r="0" b="635"/>
+            <wp:docPr id="691496930" name="Picture 1"/>
+            <wp:cNvGraphicFramePr>
+              <a:graphicFrameLocks xmlns:a="http://schemas.openxmlformats.org/drawingml/2006/main" noChangeAspect="1"/>
+            </wp:cNvGraphicFramePr>
+            <a:graphic xmlns:a="http://schemas.openxmlformats.org/drawingml/2006/main">
+              <a:graphicData uri="http://schemas.openxmlformats.org/drawingml/2006/picture">
+                <pic:pic xmlns:pic="http://schemas.openxmlformats.org/drawingml/2006/picture">
+                  <pic:nvPicPr>
+                    <pic:cNvPr id="691496930" name=""/>
+                    <pic:cNvPicPr/>
+                  </pic:nvPicPr>
+                  <pic:blipFill>
+                    <a:blip r:embed="rId14"/>
+                    <a:stretch>
+                      <a:fillRect/>
+                    </a:stretch>
+                  </pic:blipFill>
+                  <pic:spPr>
+                    <a:xfrm>
+                      <a:off x="0" y="0"/>
+                      <a:ext cx="2880000" cy="1943077"/>
+                    </a:xfrm>
+                    <a:prstGeom prst="rect">
+                      <a:avLst/>
+                    </a:prstGeom>
+                  </pic:spPr>
+                </pic:pic>
+              </a:graphicData>
+            </a:graphic>
+          </wp:inline>
+        </w:drawing>
+      </w:r>
+    </w:p>
+    <w:p/>
+    <w:p/>
     <w:p>
       <w:pPr>
         <w:rPr>
@@ -570,52 +684,6 @@
           <w:bCs/>
         </w:rPr>
       </w:pPr>
-      <w:r>
-        <w:rPr>
-          <w:b/>
-          <w:bCs/>
-        </w:rPr>
-        <w:drawing>
-          <wp:inline distT="0" distB="0" distL="0" distR="0" wp14:anchorId="4919B035" wp14:editId="527E8505">
-            <wp:extent cx="4320000" cy="1709078"/>
-            <wp:effectExtent l="19050" t="19050" r="23495" b="24765"/>
-            <wp:docPr id="173006158" name="Picture 1"/>
-            <wp:cNvGraphicFramePr>
-              <a:graphicFrameLocks xmlns:a="http://schemas.openxmlformats.org/drawingml/2006/main" noChangeAspect="1"/>
-            </wp:cNvGraphicFramePr>
-            <a:graphic xmlns:a="http://schemas.openxmlformats.org/drawingml/2006/main">
-              <a:graphicData uri="http://schemas.openxmlformats.org/drawingml/2006/picture">
-                <pic:pic xmlns:pic="http://schemas.openxmlformats.org/drawingml/2006/picture">
-                  <pic:nvPicPr>
-                    <pic:cNvPr id="173006158" name=""/>
-                    <pic:cNvPicPr/>
-                  </pic:nvPicPr>
-                  <pic:blipFill>
-                    <a:blip r:embed="rId12"/>
-                    <a:stretch>
-                      <a:fillRect/>
-                    </a:stretch>
-                  </pic:blipFill>
-                  <pic:spPr>
-                    <a:xfrm>
-                      <a:off x="0" y="0"/>
-                      <a:ext cx="4320000" cy="1709078"/>
-                    </a:xfrm>
-                    <a:prstGeom prst="rect">
-                      <a:avLst/>
-                    </a:prstGeom>
-                    <a:ln>
-                      <a:solidFill>
-                        <a:schemeClr val="accent1"/>
-                      </a:solidFill>
-                    </a:ln>
-                  </pic:spPr>
-                </pic:pic>
-              </a:graphicData>
-            </a:graphic>
-          </wp:inline>
-        </w:drawing>
-      </w:r>
     </w:p>
     <w:p>
       <w:pPr>
@@ -624,3315 +692,6 @@
           <w:bCs/>
         </w:rPr>
       </w:pPr>
-      <w:r>
-        <w:rPr>
-          <w:b/>
-          <w:bCs/>
-        </w:rPr>
-        <w:drawing>
-          <wp:inline distT="0" distB="0" distL="0" distR="0" wp14:anchorId="770F3478" wp14:editId="760D871C">
-            <wp:extent cx="4320000" cy="1461693"/>
-            <wp:effectExtent l="19050" t="19050" r="23495" b="24765"/>
-            <wp:docPr id="1972666682" name="Picture 1"/>
-            <wp:cNvGraphicFramePr>
-              <a:graphicFrameLocks xmlns:a="http://schemas.openxmlformats.org/drawingml/2006/main" noChangeAspect="1"/>
-            </wp:cNvGraphicFramePr>
-            <a:graphic xmlns:a="http://schemas.openxmlformats.org/drawingml/2006/main">
-              <a:graphicData uri="http://schemas.openxmlformats.org/drawingml/2006/picture">
-                <pic:pic xmlns:pic="http://schemas.openxmlformats.org/drawingml/2006/picture">
-                  <pic:nvPicPr>
-                    <pic:cNvPr id="1972666682" name=""/>
-                    <pic:cNvPicPr/>
-                  </pic:nvPicPr>
-                  <pic:blipFill>
-                    <a:blip r:embed="rId13"/>
-                    <a:stretch>
-                      <a:fillRect/>
-                    </a:stretch>
-                  </pic:blipFill>
-                  <pic:spPr>
-                    <a:xfrm>
-                      <a:off x="0" y="0"/>
-                      <a:ext cx="4320000" cy="1461693"/>
-                    </a:xfrm>
-                    <a:prstGeom prst="rect">
-                      <a:avLst/>
-                    </a:prstGeom>
-                    <a:ln>
-                      <a:solidFill>
-                        <a:schemeClr val="accent1"/>
-                      </a:solidFill>
-                    </a:ln>
-                  </pic:spPr>
-                </pic:pic>
-              </a:graphicData>
-            </a:graphic>
-          </wp:inline>
-        </w:drawing>
-      </w:r>
-    </w:p>
-    <w:p>
-      <w:proofErr w:type="spellStart"/>
-      <w:r>
-        <w:t>Modifikasi</w:t>
-      </w:r>
-      <w:proofErr w:type="spellEnd"/>
-      <w:r>
-        <w:t xml:space="preserve"> </w:t>
-      </w:r>
-      <w:r>
-        <w:t>[…slug</w:t>
-      </w:r>
-      <w:proofErr w:type="gramStart"/>
-      <w:r>
-        <w:t>].</w:t>
-      </w:r>
-      <w:proofErr w:type="spellStart"/>
-      <w:r>
-        <w:t>tsx</w:t>
-      </w:r>
-      <w:proofErr w:type="spellEnd"/>
-      <w:proofErr w:type="gramEnd"/>
-    </w:p>
-    <w:p>
-      <w:pPr>
-        <w:rPr>
-          <w:b/>
-          <w:bCs/>
-        </w:rPr>
-      </w:pPr>
-      <w:r>
-        <w:rPr>
-          <w:b/>
-          <w:bCs/>
-        </w:rPr>
-        <w:lastRenderedPageBreak/>
-        <w:drawing>
-          <wp:inline distT="0" distB="0" distL="0" distR="0" wp14:anchorId="7DAE6F1B" wp14:editId="6EFFD369">
-            <wp:extent cx="2880000" cy="1129538"/>
-            <wp:effectExtent l="19050" t="19050" r="15875" b="13970"/>
-            <wp:docPr id="1214085182" name="Picture 1"/>
-            <wp:cNvGraphicFramePr>
-              <a:graphicFrameLocks xmlns:a="http://schemas.openxmlformats.org/drawingml/2006/main" noChangeAspect="1"/>
-            </wp:cNvGraphicFramePr>
-            <a:graphic xmlns:a="http://schemas.openxmlformats.org/drawingml/2006/main">
-              <a:graphicData uri="http://schemas.openxmlformats.org/drawingml/2006/picture">
-                <pic:pic xmlns:pic="http://schemas.openxmlformats.org/drawingml/2006/picture">
-                  <pic:nvPicPr>
-                    <pic:cNvPr id="1214085182" name=""/>
-                    <pic:cNvPicPr/>
-                  </pic:nvPicPr>
-                  <pic:blipFill>
-                    <a:blip r:embed="rId14"/>
-                    <a:stretch>
-                      <a:fillRect/>
-                    </a:stretch>
-                  </pic:blipFill>
-                  <pic:spPr>
-                    <a:xfrm>
-                      <a:off x="0" y="0"/>
-                      <a:ext cx="2880000" cy="1129538"/>
-                    </a:xfrm>
-                    <a:prstGeom prst="rect">
-                      <a:avLst/>
-                    </a:prstGeom>
-                    <a:ln>
-                      <a:solidFill>
-                        <a:schemeClr val="accent1"/>
-                      </a:solidFill>
-                    </a:ln>
-                  </pic:spPr>
-                </pic:pic>
-              </a:graphicData>
-            </a:graphic>
-          </wp:inline>
-        </w:drawing>
-      </w:r>
-    </w:p>
-    <w:p>
-      <w:r>
-        <w:t>Hasil</w:t>
-      </w:r>
-    </w:p>
-    <w:p>
-      <w:pPr>
-        <w:rPr>
-          <w:b/>
-          <w:bCs/>
-        </w:rPr>
-      </w:pPr>
-      <w:r>
-        <w:rPr>
-          <w:b/>
-          <w:bCs/>
-        </w:rPr>
-        <w:drawing>
-          <wp:inline distT="0" distB="0" distL="0" distR="0" wp14:anchorId="5EBFF126" wp14:editId="4D141377">
-            <wp:extent cx="4320000" cy="1346307"/>
-            <wp:effectExtent l="19050" t="19050" r="23495" b="25400"/>
-            <wp:docPr id="634321878" name="Picture 1"/>
-            <wp:cNvGraphicFramePr>
-              <a:graphicFrameLocks xmlns:a="http://schemas.openxmlformats.org/drawingml/2006/main" noChangeAspect="1"/>
-            </wp:cNvGraphicFramePr>
-            <a:graphic xmlns:a="http://schemas.openxmlformats.org/drawingml/2006/main">
-              <a:graphicData uri="http://schemas.openxmlformats.org/drawingml/2006/picture">
-                <pic:pic xmlns:pic="http://schemas.openxmlformats.org/drawingml/2006/picture">
-                  <pic:nvPicPr>
-                    <pic:cNvPr id="634321878" name=""/>
-                    <pic:cNvPicPr/>
-                  </pic:nvPicPr>
-                  <pic:blipFill>
-                    <a:blip r:embed="rId15"/>
-                    <a:stretch>
-                      <a:fillRect/>
-                    </a:stretch>
-                  </pic:blipFill>
-                  <pic:spPr>
-                    <a:xfrm>
-                      <a:off x="0" y="0"/>
-                      <a:ext cx="4320000" cy="1346307"/>
-                    </a:xfrm>
-                    <a:prstGeom prst="rect">
-                      <a:avLst/>
-                    </a:prstGeom>
-                    <a:ln>
-                      <a:solidFill>
-                        <a:schemeClr val="accent1"/>
-                      </a:solidFill>
-                    </a:ln>
-                  </pic:spPr>
-                </pic:pic>
-              </a:graphicData>
-            </a:graphic>
-          </wp:inline>
-        </w:drawing>
-      </w:r>
-    </w:p>
-    <w:p>
-      <w:pPr>
-        <w:rPr>
-          <w:b/>
-          <w:bCs/>
-        </w:rPr>
-      </w:pPr>
-      <w:r>
-        <w:rPr>
-          <w:b/>
-          <w:bCs/>
-        </w:rPr>
-        <w:drawing>
-          <wp:inline distT="0" distB="0" distL="0" distR="0" wp14:anchorId="2828832A" wp14:editId="645BB3B8">
-            <wp:extent cx="4320000" cy="1349078"/>
-            <wp:effectExtent l="19050" t="19050" r="23495" b="22860"/>
-            <wp:docPr id="975689247" name="Picture 1"/>
-            <wp:cNvGraphicFramePr>
-              <a:graphicFrameLocks xmlns:a="http://schemas.openxmlformats.org/drawingml/2006/main" noChangeAspect="1"/>
-            </wp:cNvGraphicFramePr>
-            <a:graphic xmlns:a="http://schemas.openxmlformats.org/drawingml/2006/main">
-              <a:graphicData uri="http://schemas.openxmlformats.org/drawingml/2006/picture">
-                <pic:pic xmlns:pic="http://schemas.openxmlformats.org/drawingml/2006/picture">
-                  <pic:nvPicPr>
-                    <pic:cNvPr id="975689247" name=""/>
-                    <pic:cNvPicPr/>
-                  </pic:nvPicPr>
-                  <pic:blipFill>
-                    <a:blip r:embed="rId16"/>
-                    <a:stretch>
-                      <a:fillRect/>
-                    </a:stretch>
-                  </pic:blipFill>
-                  <pic:spPr>
-                    <a:xfrm>
-                      <a:off x="0" y="0"/>
-                      <a:ext cx="4320000" cy="1349078"/>
-                    </a:xfrm>
-                    <a:prstGeom prst="rect">
-                      <a:avLst/>
-                    </a:prstGeom>
-                    <a:ln>
-                      <a:solidFill>
-                        <a:schemeClr val="accent1"/>
-                      </a:solidFill>
-                    </a:ln>
-                  </pic:spPr>
-                </pic:pic>
-              </a:graphicData>
-            </a:graphic>
-          </wp:inline>
-        </w:drawing>
-      </w:r>
-    </w:p>
-    <w:p>
-      <w:proofErr w:type="spellStart"/>
-      <w:r>
-        <w:t>Kembalikan</w:t>
-      </w:r>
-      <w:proofErr w:type="spellEnd"/>
-      <w:r>
-        <w:t xml:space="preserve"> </w:t>
-      </w:r>
-      <w:proofErr w:type="spellStart"/>
-      <w:r>
-        <w:t>kode</w:t>
-      </w:r>
-      <w:proofErr w:type="spellEnd"/>
-      <w:r>
-        <w:t xml:space="preserve"> </w:t>
-      </w:r>
-    </w:p>
-    <w:p>
-      <w:r>
-        <w:drawing>
-          <wp:inline distT="0" distB="0" distL="0" distR="0" wp14:anchorId="2E1D51DA" wp14:editId="49E03021">
-            <wp:extent cx="4320000" cy="1915385"/>
-            <wp:effectExtent l="19050" t="19050" r="23495" b="27940"/>
-            <wp:docPr id="670398117" name="Picture 1"/>
-            <wp:cNvGraphicFramePr>
-              <a:graphicFrameLocks xmlns:a="http://schemas.openxmlformats.org/drawingml/2006/main" noChangeAspect="1"/>
-            </wp:cNvGraphicFramePr>
-            <a:graphic xmlns:a="http://schemas.openxmlformats.org/drawingml/2006/main">
-              <a:graphicData uri="http://schemas.openxmlformats.org/drawingml/2006/picture">
-                <pic:pic xmlns:pic="http://schemas.openxmlformats.org/drawingml/2006/picture">
-                  <pic:nvPicPr>
-                    <pic:cNvPr id="432845555" name=""/>
-                    <pic:cNvPicPr/>
-                  </pic:nvPicPr>
-                  <pic:blipFill>
-                    <a:blip r:embed="rId10"/>
-                    <a:stretch>
-                      <a:fillRect/>
-                    </a:stretch>
-                  </pic:blipFill>
-                  <pic:spPr>
-                    <a:xfrm>
-                      <a:off x="0" y="0"/>
-                      <a:ext cx="4320000" cy="1915385"/>
-                    </a:xfrm>
-                    <a:prstGeom prst="rect">
-                      <a:avLst/>
-                    </a:prstGeom>
-                    <a:ln>
-                      <a:solidFill>
-                        <a:schemeClr val="accent1"/>
-                      </a:solidFill>
-                    </a:ln>
-                  </pic:spPr>
-                </pic:pic>
-              </a:graphicData>
-            </a:graphic>
-          </wp:inline>
-        </w:drawing>
-      </w:r>
-    </w:p>
-    <w:p>
-      <w:pPr>
-        <w:rPr>
-          <w:b/>
-          <w:bCs/>
-        </w:rPr>
-      </w:pPr>
-      <w:r>
-        <w:rPr>
-          <w:b/>
-          <w:bCs/>
-        </w:rPr>
-        <w:t>Langkah 4 – Optional Catch-All Route</w:t>
-      </w:r>
-    </w:p>
-    <w:p>
-      <w:pPr>
-        <w:rPr>
-          <w:b/>
-          <w:bCs/>
-        </w:rPr>
-      </w:pPr>
-      <w:r>
-        <w:rPr>
-          <w:b/>
-          <w:bCs/>
-        </w:rPr>
-        <w:lastRenderedPageBreak/>
-        <w:drawing>
-          <wp:inline distT="0" distB="0" distL="0" distR="0" wp14:anchorId="05945AC9" wp14:editId="72606882">
-            <wp:extent cx="4320000" cy="2750307"/>
-            <wp:effectExtent l="19050" t="19050" r="23495" b="12065"/>
-            <wp:docPr id="1341619539" name="Picture 1"/>
-            <wp:cNvGraphicFramePr>
-              <a:graphicFrameLocks xmlns:a="http://schemas.openxmlformats.org/drawingml/2006/main" noChangeAspect="1"/>
-            </wp:cNvGraphicFramePr>
-            <a:graphic xmlns:a="http://schemas.openxmlformats.org/drawingml/2006/main">
-              <a:graphicData uri="http://schemas.openxmlformats.org/drawingml/2006/picture">
-                <pic:pic xmlns:pic="http://schemas.openxmlformats.org/drawingml/2006/picture">
-                  <pic:nvPicPr>
-                    <pic:cNvPr id="1341619539" name=""/>
-                    <pic:cNvPicPr/>
-                  </pic:nvPicPr>
-                  <pic:blipFill>
-                    <a:blip r:embed="rId17"/>
-                    <a:stretch>
-                      <a:fillRect/>
-                    </a:stretch>
-                  </pic:blipFill>
-                  <pic:spPr>
-                    <a:xfrm>
-                      <a:off x="0" y="0"/>
-                      <a:ext cx="4320000" cy="2750307"/>
-                    </a:xfrm>
-                    <a:prstGeom prst="rect">
-                      <a:avLst/>
-                    </a:prstGeom>
-                    <a:ln>
-                      <a:solidFill>
-                        <a:schemeClr val="accent1"/>
-                      </a:solidFill>
-                    </a:ln>
-                  </pic:spPr>
-                </pic:pic>
-              </a:graphicData>
-            </a:graphic>
-          </wp:inline>
-        </w:drawing>
-      </w:r>
-    </w:p>
-    <w:p>
-      <w:r>
-        <w:t xml:space="preserve">Ubah nama file </w:t>
-      </w:r>
-      <w:proofErr w:type="spellStart"/>
-      <w:r>
-        <w:t>menjadi</w:t>
-      </w:r>
-      <w:proofErr w:type="spellEnd"/>
-      <w:r>
-        <w:t xml:space="preserve"> </w:t>
-      </w:r>
-      <w:r>
-        <w:t>[...slug</w:t>
-      </w:r>
-      <w:proofErr w:type="gramStart"/>
-      <w:r>
-        <w:t>].</w:t>
-      </w:r>
-      <w:proofErr w:type="spellStart"/>
-      <w:r>
-        <w:t>tsx</w:t>
-      </w:r>
-      <w:proofErr w:type="spellEnd"/>
-      <w:proofErr w:type="gramEnd"/>
-      <w:r>
-        <w:t xml:space="preserve"> → [[...slug]</w:t>
-      </w:r>
-      <w:proofErr w:type="gramStart"/>
-      <w:r>
-        <w:t>].</w:t>
-      </w:r>
-      <w:proofErr w:type="spellStart"/>
-      <w:r>
-        <w:t>tsx</w:t>
-      </w:r>
-      <w:proofErr w:type="spellEnd"/>
-      <w:proofErr w:type="gramEnd"/>
-      <w:r>
-        <w:t xml:space="preserve"> dan </w:t>
-      </w:r>
-      <w:proofErr w:type="spellStart"/>
-      <w:r>
-        <w:t>hasilnya</w:t>
-      </w:r>
-      <w:proofErr w:type="spellEnd"/>
-    </w:p>
-    <w:p>
-      <w:r>
-        <w:drawing>
-          <wp:inline distT="0" distB="0" distL="0" distR="0" wp14:anchorId="740EDE52" wp14:editId="49F5150E">
-            <wp:extent cx="4320000" cy="2160000"/>
-            <wp:effectExtent l="19050" t="19050" r="23495" b="12065"/>
-            <wp:docPr id="748722493" name="Picture 1"/>
-            <wp:cNvGraphicFramePr>
-              <a:graphicFrameLocks xmlns:a="http://schemas.openxmlformats.org/drawingml/2006/main" noChangeAspect="1"/>
-            </wp:cNvGraphicFramePr>
-            <a:graphic xmlns:a="http://schemas.openxmlformats.org/drawingml/2006/main">
-              <a:graphicData uri="http://schemas.openxmlformats.org/drawingml/2006/picture">
-                <pic:pic xmlns:pic="http://schemas.openxmlformats.org/drawingml/2006/picture">
-                  <pic:nvPicPr>
-                    <pic:cNvPr id="748722493" name=""/>
-                    <pic:cNvPicPr/>
-                  </pic:nvPicPr>
-                  <pic:blipFill>
-                    <a:blip r:embed="rId18"/>
-                    <a:stretch>
-                      <a:fillRect/>
-                    </a:stretch>
-                  </pic:blipFill>
-                  <pic:spPr>
-                    <a:xfrm>
-                      <a:off x="0" y="0"/>
-                      <a:ext cx="4320000" cy="2160000"/>
-                    </a:xfrm>
-                    <a:prstGeom prst="rect">
-                      <a:avLst/>
-                    </a:prstGeom>
-                    <a:ln>
-                      <a:solidFill>
-                        <a:schemeClr val="accent1"/>
-                      </a:solidFill>
-                    </a:ln>
-                  </pic:spPr>
-                </pic:pic>
-              </a:graphicData>
-            </a:graphic>
-          </wp:inline>
-        </w:drawing>
-      </w:r>
-    </w:p>
-    <w:p>
-      <w:pPr>
-        <w:rPr>
-          <w:b/>
-          <w:bCs/>
-        </w:rPr>
-      </w:pPr>
-      <w:r>
-        <w:rPr>
-          <w:b/>
-          <w:bCs/>
-        </w:rPr>
-        <w:t xml:space="preserve">Langkah 5 – </w:t>
-      </w:r>
-      <w:proofErr w:type="spellStart"/>
-      <w:r>
-        <w:rPr>
-          <w:b/>
-          <w:bCs/>
-        </w:rPr>
-        <w:t>Validasi</w:t>
-      </w:r>
-      <w:proofErr w:type="spellEnd"/>
-      <w:r>
-        <w:rPr>
-          <w:b/>
-          <w:bCs/>
-        </w:rPr>
-        <w:t xml:space="preserve"> Parameter</w:t>
-      </w:r>
-    </w:p>
-    <w:p>
-      <w:proofErr w:type="spellStart"/>
-      <w:r>
-        <w:t>Tambahkan</w:t>
-      </w:r>
-      <w:proofErr w:type="spellEnd"/>
-      <w:r>
-        <w:t xml:space="preserve"> </w:t>
-      </w:r>
-      <w:proofErr w:type="spellStart"/>
-      <w:r>
-        <w:t>validasi</w:t>
-      </w:r>
-      <w:proofErr w:type="spellEnd"/>
-      <w:r>
-        <w:t xml:space="preserve"> agar </w:t>
-      </w:r>
-      <w:proofErr w:type="spellStart"/>
-      <w:r>
-        <w:t>tidak</w:t>
-      </w:r>
-      <w:proofErr w:type="spellEnd"/>
-      <w:r>
-        <w:t xml:space="preserve"> error </w:t>
-      </w:r>
-      <w:proofErr w:type="spellStart"/>
-      <w:r>
-        <w:t>saat</w:t>
-      </w:r>
-      <w:proofErr w:type="spellEnd"/>
-      <w:r>
-        <w:t xml:space="preserve"> slug </w:t>
-      </w:r>
-      <w:proofErr w:type="spellStart"/>
-      <w:r>
-        <w:t>kosong</w:t>
-      </w:r>
-      <w:proofErr w:type="spellEnd"/>
-      <w:r>
-        <w:t>:</w:t>
-      </w:r>
-    </w:p>
-    <w:p>
-      <w:pPr>
-        <w:rPr>
-          <w:b/>
-          <w:bCs/>
-        </w:rPr>
-      </w:pPr>
-      <w:r>
-        <w:rPr>
-          <w:b/>
-          <w:bCs/>
-        </w:rPr>
-        <w:drawing>
-          <wp:inline distT="0" distB="0" distL="0" distR="0" wp14:anchorId="4D37CF62" wp14:editId="3095F872">
-            <wp:extent cx="4320000" cy="1005231"/>
-            <wp:effectExtent l="19050" t="19050" r="23495" b="23495"/>
-            <wp:docPr id="261992964" name="Picture 1"/>
-            <wp:cNvGraphicFramePr>
-              <a:graphicFrameLocks xmlns:a="http://schemas.openxmlformats.org/drawingml/2006/main" noChangeAspect="1"/>
-            </wp:cNvGraphicFramePr>
-            <a:graphic xmlns:a="http://schemas.openxmlformats.org/drawingml/2006/main">
-              <a:graphicData uri="http://schemas.openxmlformats.org/drawingml/2006/picture">
-                <pic:pic xmlns:pic="http://schemas.openxmlformats.org/drawingml/2006/picture">
-                  <pic:nvPicPr>
-                    <pic:cNvPr id="261992964" name=""/>
-                    <pic:cNvPicPr/>
-                  </pic:nvPicPr>
-                  <pic:blipFill>
-                    <a:blip r:embed="rId19"/>
-                    <a:stretch>
-                      <a:fillRect/>
-                    </a:stretch>
-                  </pic:blipFill>
-                  <pic:spPr>
-                    <a:xfrm>
-                      <a:off x="0" y="0"/>
-                      <a:ext cx="4320000" cy="1005231"/>
-                    </a:xfrm>
-                    <a:prstGeom prst="rect">
-                      <a:avLst/>
-                    </a:prstGeom>
-                    <a:ln>
-                      <a:solidFill>
-                        <a:schemeClr val="accent1"/>
-                      </a:solidFill>
-                    </a:ln>
-                  </pic:spPr>
-                </pic:pic>
-              </a:graphicData>
-            </a:graphic>
-          </wp:inline>
-        </w:drawing>
-      </w:r>
-    </w:p>
-    <w:p>
-      <w:pPr>
-        <w:rPr>
-          <w:b/>
-          <w:bCs/>
-        </w:rPr>
-      </w:pPr>
-      <w:r>
-        <w:rPr>
-          <w:b/>
-          <w:bCs/>
-        </w:rPr>
-        <w:lastRenderedPageBreak/>
-        <w:drawing>
-          <wp:inline distT="0" distB="0" distL="0" distR="0" wp14:anchorId="5DC94554" wp14:editId="2B31B3FE">
-            <wp:extent cx="4320000" cy="2029385"/>
-            <wp:effectExtent l="19050" t="19050" r="23495" b="28575"/>
-            <wp:docPr id="763923850" name="Picture 1"/>
-            <wp:cNvGraphicFramePr>
-              <a:graphicFrameLocks xmlns:a="http://schemas.openxmlformats.org/drawingml/2006/main" noChangeAspect="1"/>
-            </wp:cNvGraphicFramePr>
-            <a:graphic xmlns:a="http://schemas.openxmlformats.org/drawingml/2006/main">
-              <a:graphicData uri="http://schemas.openxmlformats.org/drawingml/2006/picture">
-                <pic:pic xmlns:pic="http://schemas.openxmlformats.org/drawingml/2006/picture">
-                  <pic:nvPicPr>
-                    <pic:cNvPr id="763923850" name=""/>
-                    <pic:cNvPicPr/>
-                  </pic:nvPicPr>
-                  <pic:blipFill>
-                    <a:blip r:embed="rId20"/>
-                    <a:stretch>
-                      <a:fillRect/>
-                    </a:stretch>
-                  </pic:blipFill>
-                  <pic:spPr>
-                    <a:xfrm>
-                      <a:off x="0" y="0"/>
-                      <a:ext cx="4320000" cy="2029385"/>
-                    </a:xfrm>
-                    <a:prstGeom prst="rect">
-                      <a:avLst/>
-                    </a:prstGeom>
-                    <a:ln>
-                      <a:solidFill>
-                        <a:schemeClr val="accent1"/>
-                      </a:solidFill>
-                    </a:ln>
-                  </pic:spPr>
-                </pic:pic>
-              </a:graphicData>
-            </a:graphic>
-          </wp:inline>
-        </w:drawing>
-      </w:r>
-    </w:p>
-    <w:p>
-      <w:pPr>
-        <w:rPr>
-          <w:b/>
-          <w:bCs/>
-        </w:rPr>
-      </w:pPr>
-      <w:r>
-        <w:rPr>
-          <w:b/>
-          <w:bCs/>
-        </w:rPr>
-        <w:t xml:space="preserve">Langkah 6 – </w:t>
-      </w:r>
-      <w:proofErr w:type="spellStart"/>
-      <w:r>
-        <w:rPr>
-          <w:b/>
-          <w:bCs/>
-        </w:rPr>
-        <w:t>Membuat</w:t>
-      </w:r>
-      <w:proofErr w:type="spellEnd"/>
-      <w:r>
-        <w:rPr>
-          <w:b/>
-          <w:bCs/>
-        </w:rPr>
-        <w:t xml:space="preserve"> Halaman Login &amp; Register</w:t>
-      </w:r>
-    </w:p>
-    <w:p>
-      <w:r>
-        <w:drawing>
-          <wp:inline distT="0" distB="0" distL="0" distR="0" wp14:anchorId="41D7DB45" wp14:editId="4C78C812">
-            <wp:extent cx="1440000" cy="672898"/>
-            <wp:effectExtent l="19050" t="19050" r="27305" b="13335"/>
-            <wp:docPr id="1833459741" name="Picture 1"/>
-            <wp:cNvGraphicFramePr>
-              <a:graphicFrameLocks xmlns:a="http://schemas.openxmlformats.org/drawingml/2006/main" noChangeAspect="1"/>
-            </wp:cNvGraphicFramePr>
-            <a:graphic xmlns:a="http://schemas.openxmlformats.org/drawingml/2006/main">
-              <a:graphicData uri="http://schemas.openxmlformats.org/drawingml/2006/picture">
-                <pic:pic xmlns:pic="http://schemas.openxmlformats.org/drawingml/2006/picture">
-                  <pic:nvPicPr>
-                    <pic:cNvPr id="1833459741" name=""/>
-                    <pic:cNvPicPr/>
-                  </pic:nvPicPr>
-                  <pic:blipFill>
-                    <a:blip r:embed="rId21"/>
-                    <a:stretch>
-                      <a:fillRect/>
-                    </a:stretch>
-                  </pic:blipFill>
-                  <pic:spPr>
-                    <a:xfrm>
-                      <a:off x="0" y="0"/>
-                      <a:ext cx="1440000" cy="672898"/>
-                    </a:xfrm>
-                    <a:prstGeom prst="rect">
-                      <a:avLst/>
-                    </a:prstGeom>
-                    <a:ln>
-                      <a:solidFill>
-                        <a:schemeClr val="accent1"/>
-                      </a:solidFill>
-                    </a:ln>
-                  </pic:spPr>
-                </pic:pic>
-              </a:graphicData>
-            </a:graphic>
-          </wp:inline>
-        </w:drawing>
-      </w:r>
-    </w:p>
-    <w:p>
-      <w:r>
-        <w:drawing>
-          <wp:inline distT="0" distB="0" distL="0" distR="0" wp14:anchorId="46B6A5B1" wp14:editId="1829A6F1">
-            <wp:extent cx="4320000" cy="1966154"/>
-            <wp:effectExtent l="19050" t="19050" r="23495" b="15240"/>
-            <wp:docPr id="1430294590" name="Picture 1"/>
-            <wp:cNvGraphicFramePr>
-              <a:graphicFrameLocks xmlns:a="http://schemas.openxmlformats.org/drawingml/2006/main" noChangeAspect="1"/>
-            </wp:cNvGraphicFramePr>
-            <a:graphic xmlns:a="http://schemas.openxmlformats.org/drawingml/2006/main">
-              <a:graphicData uri="http://schemas.openxmlformats.org/drawingml/2006/picture">
-                <pic:pic xmlns:pic="http://schemas.openxmlformats.org/drawingml/2006/picture">
-                  <pic:nvPicPr>
-                    <pic:cNvPr id="1430294590" name=""/>
-                    <pic:cNvPicPr/>
-                  </pic:nvPicPr>
-                  <pic:blipFill>
-                    <a:blip r:embed="rId22"/>
-                    <a:stretch>
-                      <a:fillRect/>
-                    </a:stretch>
-                  </pic:blipFill>
-                  <pic:spPr>
-                    <a:xfrm>
-                      <a:off x="0" y="0"/>
-                      <a:ext cx="4320000" cy="1966154"/>
-                    </a:xfrm>
-                    <a:prstGeom prst="rect">
-                      <a:avLst/>
-                    </a:prstGeom>
-                    <a:ln>
-                      <a:solidFill>
-                        <a:schemeClr val="accent1"/>
-                      </a:solidFill>
-                    </a:ln>
-                  </pic:spPr>
-                </pic:pic>
-              </a:graphicData>
-            </a:graphic>
-          </wp:inline>
-        </w:drawing>
-      </w:r>
-    </w:p>
-    <w:p>
-      <w:pPr>
-        <w:tabs>
-          <w:tab w:val="left" w:pos="3119"/>
-        </w:tabs>
-      </w:pPr>
-      <w:r>
-        <w:drawing>
-          <wp:inline distT="0" distB="0" distL="0" distR="0" wp14:anchorId="550B6467" wp14:editId="78607DBC">
-            <wp:extent cx="4320000" cy="1470462"/>
-            <wp:effectExtent l="19050" t="19050" r="23495" b="15875"/>
-            <wp:docPr id="173383981" name="Picture 1"/>
-            <wp:cNvGraphicFramePr>
-              <a:graphicFrameLocks xmlns:a="http://schemas.openxmlformats.org/drawingml/2006/main" noChangeAspect="1"/>
-            </wp:cNvGraphicFramePr>
-            <a:graphic xmlns:a="http://schemas.openxmlformats.org/drawingml/2006/main">
-              <a:graphicData uri="http://schemas.openxmlformats.org/drawingml/2006/picture">
-                <pic:pic xmlns:pic="http://schemas.openxmlformats.org/drawingml/2006/picture">
-                  <pic:nvPicPr>
-                    <pic:cNvPr id="173383981" name=""/>
-                    <pic:cNvPicPr/>
-                  </pic:nvPicPr>
-                  <pic:blipFill>
-                    <a:blip r:embed="rId23"/>
-                    <a:stretch>
-                      <a:fillRect/>
-                    </a:stretch>
-                  </pic:blipFill>
-                  <pic:spPr>
-                    <a:xfrm>
-                      <a:off x="0" y="0"/>
-                      <a:ext cx="4320000" cy="1470462"/>
-                    </a:xfrm>
-                    <a:prstGeom prst="rect">
-                      <a:avLst/>
-                    </a:prstGeom>
-                    <a:ln>
-                      <a:solidFill>
-                        <a:schemeClr val="accent1"/>
-                      </a:solidFill>
-                    </a:ln>
-                  </pic:spPr>
-                </pic:pic>
-              </a:graphicData>
-            </a:graphic>
-          </wp:inline>
-        </w:drawing>
-      </w:r>
-    </w:p>
-    <w:p>
-      <w:r>
-        <w:lastRenderedPageBreak/>
-        <w:drawing>
-          <wp:inline distT="0" distB="0" distL="0" distR="0" wp14:anchorId="0E4CCE5C" wp14:editId="2ACCEAB9">
-            <wp:extent cx="4320000" cy="2178462"/>
-            <wp:effectExtent l="19050" t="19050" r="23495" b="12700"/>
-            <wp:docPr id="1922418008" name="Picture 1"/>
-            <wp:cNvGraphicFramePr>
-              <a:graphicFrameLocks xmlns:a="http://schemas.openxmlformats.org/drawingml/2006/main" noChangeAspect="1"/>
-            </wp:cNvGraphicFramePr>
-            <a:graphic xmlns:a="http://schemas.openxmlformats.org/drawingml/2006/main">
-              <a:graphicData uri="http://schemas.openxmlformats.org/drawingml/2006/picture">
-                <pic:pic xmlns:pic="http://schemas.openxmlformats.org/drawingml/2006/picture">
-                  <pic:nvPicPr>
-                    <pic:cNvPr id="1922418008" name=""/>
-                    <pic:cNvPicPr/>
-                  </pic:nvPicPr>
-                  <pic:blipFill>
-                    <a:blip r:embed="rId24"/>
-                    <a:stretch>
-                      <a:fillRect/>
-                    </a:stretch>
-                  </pic:blipFill>
-                  <pic:spPr>
-                    <a:xfrm>
-                      <a:off x="0" y="0"/>
-                      <a:ext cx="4320000" cy="2178462"/>
-                    </a:xfrm>
-                    <a:prstGeom prst="rect">
-                      <a:avLst/>
-                    </a:prstGeom>
-                    <a:ln>
-                      <a:solidFill>
-                        <a:schemeClr val="accent1"/>
-                      </a:solidFill>
-                    </a:ln>
-                  </pic:spPr>
-                </pic:pic>
-              </a:graphicData>
-            </a:graphic>
-          </wp:inline>
-        </w:drawing>
-      </w:r>
-    </w:p>
-    <w:p>
-      <w:r>
-        <w:drawing>
-          <wp:inline distT="0" distB="0" distL="0" distR="0" wp14:anchorId="5FFE2FA1" wp14:editId="0F1C94C7">
-            <wp:extent cx="4320000" cy="1349538"/>
-            <wp:effectExtent l="19050" t="19050" r="23495" b="22225"/>
-            <wp:docPr id="420164719" name="Picture 1"/>
-            <wp:cNvGraphicFramePr>
-              <a:graphicFrameLocks xmlns:a="http://schemas.openxmlformats.org/drawingml/2006/main" noChangeAspect="1"/>
-            </wp:cNvGraphicFramePr>
-            <a:graphic xmlns:a="http://schemas.openxmlformats.org/drawingml/2006/main">
-              <a:graphicData uri="http://schemas.openxmlformats.org/drawingml/2006/picture">
-                <pic:pic xmlns:pic="http://schemas.openxmlformats.org/drawingml/2006/picture">
-                  <pic:nvPicPr>
-                    <pic:cNvPr id="420164719" name=""/>
-                    <pic:cNvPicPr/>
-                  </pic:nvPicPr>
-                  <pic:blipFill>
-                    <a:blip r:embed="rId25"/>
-                    <a:stretch>
-                      <a:fillRect/>
-                    </a:stretch>
-                  </pic:blipFill>
-                  <pic:spPr>
-                    <a:xfrm>
-                      <a:off x="0" y="0"/>
-                      <a:ext cx="4320000" cy="1349538"/>
-                    </a:xfrm>
-                    <a:prstGeom prst="rect">
-                      <a:avLst/>
-                    </a:prstGeom>
-                    <a:ln>
-                      <a:solidFill>
-                        <a:schemeClr val="accent1"/>
-                      </a:solidFill>
-                    </a:ln>
-                  </pic:spPr>
-                </pic:pic>
-              </a:graphicData>
-            </a:graphic>
-          </wp:inline>
-        </w:drawing>
-      </w:r>
-    </w:p>
-    <w:p>
-      <w:pPr>
-        <w:rPr>
-          <w:b/>
-          <w:bCs/>
-        </w:rPr>
-      </w:pPr>
-      <w:r>
-        <w:rPr>
-          <w:b/>
-          <w:bCs/>
-        </w:rPr>
-        <w:t xml:space="preserve">Langkah 7 – </w:t>
-      </w:r>
-      <w:proofErr w:type="spellStart"/>
-      <w:r>
-        <w:rPr>
-          <w:b/>
-          <w:bCs/>
-        </w:rPr>
-        <w:t>Navigasi</w:t>
-      </w:r>
-      <w:proofErr w:type="spellEnd"/>
-      <w:r>
-        <w:rPr>
-          <w:b/>
-          <w:bCs/>
-        </w:rPr>
-        <w:t xml:space="preserve"> </w:t>
-      </w:r>
-      <w:proofErr w:type="spellStart"/>
-      <w:r>
-        <w:rPr>
-          <w:b/>
-          <w:bCs/>
-        </w:rPr>
-        <w:t>Imperatif</w:t>
-      </w:r>
-      <w:proofErr w:type="spellEnd"/>
-      <w:r>
-        <w:rPr>
-          <w:b/>
-          <w:bCs/>
-        </w:rPr>
-        <w:t xml:space="preserve"> (</w:t>
-      </w:r>
-      <w:proofErr w:type="spellStart"/>
-      <w:proofErr w:type="gramStart"/>
-      <w:r>
-        <w:rPr>
-          <w:b/>
-          <w:bCs/>
-        </w:rPr>
-        <w:t>router.push</w:t>
-      </w:r>
-      <w:proofErr w:type="spellEnd"/>
-      <w:proofErr w:type="gramEnd"/>
-      <w:r>
-        <w:rPr>
-          <w:b/>
-          <w:bCs/>
-        </w:rPr>
-        <w:t>)</w:t>
-      </w:r>
-    </w:p>
-    <w:p>
-      <w:proofErr w:type="spellStart"/>
-      <w:r>
-        <w:t>Tambahkan</w:t>
-      </w:r>
-      <w:proofErr w:type="spellEnd"/>
-      <w:r>
-        <w:t xml:space="preserve"> button login</w:t>
-      </w:r>
-    </w:p>
-    <w:p>
-      <w:r>
-        <w:drawing>
-          <wp:inline distT="0" distB="0" distL="0" distR="0" wp14:anchorId="6B108C2D" wp14:editId="2A688692">
-            <wp:extent cx="4320000" cy="2673231"/>
-            <wp:effectExtent l="19050" t="19050" r="23495" b="13335"/>
-            <wp:docPr id="989450758" name="Picture 1"/>
-            <wp:cNvGraphicFramePr>
-              <a:graphicFrameLocks xmlns:a="http://schemas.openxmlformats.org/drawingml/2006/main" noChangeAspect="1"/>
-            </wp:cNvGraphicFramePr>
-            <a:graphic xmlns:a="http://schemas.openxmlformats.org/drawingml/2006/main">
-              <a:graphicData uri="http://schemas.openxmlformats.org/drawingml/2006/picture">
-                <pic:pic xmlns:pic="http://schemas.openxmlformats.org/drawingml/2006/picture">
-                  <pic:nvPicPr>
-                    <pic:cNvPr id="989450758" name=""/>
-                    <pic:cNvPicPr/>
-                  </pic:nvPicPr>
-                  <pic:blipFill>
-                    <a:blip r:embed="rId26"/>
-                    <a:stretch>
-                      <a:fillRect/>
-                    </a:stretch>
-                  </pic:blipFill>
-                  <pic:spPr>
-                    <a:xfrm>
-                      <a:off x="0" y="0"/>
-                      <a:ext cx="4320000" cy="2673231"/>
-                    </a:xfrm>
-                    <a:prstGeom prst="rect">
-                      <a:avLst/>
-                    </a:prstGeom>
-                    <a:ln>
-                      <a:solidFill>
-                        <a:schemeClr val="accent1"/>
-                      </a:solidFill>
-                    </a:ln>
-                  </pic:spPr>
-                </pic:pic>
-              </a:graphicData>
-            </a:graphic>
-          </wp:inline>
-        </w:drawing>
-      </w:r>
-    </w:p>
-    <w:p>
-      <w:r>
-        <w:lastRenderedPageBreak/>
-        <w:drawing>
-          <wp:inline distT="0" distB="0" distL="0" distR="0" wp14:anchorId="7137B0E7" wp14:editId="685F65B6">
-            <wp:extent cx="4320000" cy="2429077"/>
-            <wp:effectExtent l="19050" t="19050" r="23495" b="28575"/>
-            <wp:docPr id="195509618" name="Picture 1"/>
-            <wp:cNvGraphicFramePr>
-              <a:graphicFrameLocks xmlns:a="http://schemas.openxmlformats.org/drawingml/2006/main" noChangeAspect="1"/>
-            </wp:cNvGraphicFramePr>
-            <a:graphic xmlns:a="http://schemas.openxmlformats.org/drawingml/2006/main">
-              <a:graphicData uri="http://schemas.openxmlformats.org/drawingml/2006/picture">
-                <pic:pic xmlns:pic="http://schemas.openxmlformats.org/drawingml/2006/picture">
-                  <pic:nvPicPr>
-                    <pic:cNvPr id="195509618" name=""/>
-                    <pic:cNvPicPr/>
-                  </pic:nvPicPr>
-                  <pic:blipFill>
-                    <a:blip r:embed="rId27"/>
-                    <a:stretch>
-                      <a:fillRect/>
-                    </a:stretch>
-                  </pic:blipFill>
-                  <pic:spPr>
-                    <a:xfrm>
-                      <a:off x="0" y="0"/>
-                      <a:ext cx="4320000" cy="2429077"/>
-                    </a:xfrm>
-                    <a:prstGeom prst="rect">
-                      <a:avLst/>
-                    </a:prstGeom>
-                    <a:ln>
-                      <a:solidFill>
-                        <a:schemeClr val="accent1"/>
-                      </a:solidFill>
-                    </a:ln>
-                  </pic:spPr>
-                </pic:pic>
-              </a:graphicData>
-            </a:graphic>
-          </wp:inline>
-        </w:drawing>
-      </w:r>
-    </w:p>
-    <w:p>
-      <w:pPr>
-        <w:rPr>
-          <w:lang w:val="fi-FI"/>
-        </w:rPr>
-      </w:pPr>
-      <w:proofErr w:type="spellStart"/>
-      <w:r>
-        <w:rPr>
-          <w:lang w:val="fi-FI"/>
-        </w:rPr>
-        <w:t>Jika</w:t>
-      </w:r>
-      <w:proofErr w:type="spellEnd"/>
-      <w:r>
-        <w:rPr>
-          <w:lang w:val="fi-FI"/>
-        </w:rPr>
-        <w:t xml:space="preserve"> </w:t>
-      </w:r>
-      <w:proofErr w:type="spellStart"/>
-      <w:r>
-        <w:rPr>
-          <w:lang w:val="fi-FI"/>
-        </w:rPr>
-        <w:t>diklik</w:t>
-      </w:r>
-      <w:proofErr w:type="spellEnd"/>
-      <w:r>
-        <w:rPr>
-          <w:lang w:val="fi-FI"/>
-        </w:rPr>
-        <w:t xml:space="preserve"> akan ke /</w:t>
-      </w:r>
-      <w:proofErr w:type="spellStart"/>
-      <w:r>
-        <w:rPr>
-          <w:lang w:val="fi-FI"/>
-        </w:rPr>
-        <w:t>p</w:t>
-      </w:r>
-      <w:r>
-        <w:rPr>
-          <w:lang w:val="fi-FI"/>
-        </w:rPr>
-        <w:t>roduk</w:t>
-      </w:r>
-      <w:proofErr w:type="spellEnd"/>
-    </w:p>
-    <w:p>
-      <w:pPr>
-        <w:rPr>
-          <w:lang w:val="fi-FI"/>
-        </w:rPr>
-      </w:pPr>
-      <w:r>
-        <w:rPr>
-          <w:lang w:val="fi-FI"/>
-        </w:rPr>
-        <w:drawing>
-          <wp:inline distT="0" distB="0" distL="0" distR="0" wp14:anchorId="73BDA043" wp14:editId="3DF9C866">
-            <wp:extent cx="4320000" cy="1660615"/>
-            <wp:effectExtent l="19050" t="19050" r="23495" b="15875"/>
-            <wp:docPr id="497471609" name="Picture 1"/>
-            <wp:cNvGraphicFramePr>
-              <a:graphicFrameLocks xmlns:a="http://schemas.openxmlformats.org/drawingml/2006/main" noChangeAspect="1"/>
-            </wp:cNvGraphicFramePr>
-            <a:graphic xmlns:a="http://schemas.openxmlformats.org/drawingml/2006/main">
-              <a:graphicData uri="http://schemas.openxmlformats.org/drawingml/2006/picture">
-                <pic:pic xmlns:pic="http://schemas.openxmlformats.org/drawingml/2006/picture">
-                  <pic:nvPicPr>
-                    <pic:cNvPr id="497471609" name=""/>
-                    <pic:cNvPicPr/>
-                  </pic:nvPicPr>
-                  <pic:blipFill>
-                    <a:blip r:embed="rId28"/>
-                    <a:stretch>
-                      <a:fillRect/>
-                    </a:stretch>
-                  </pic:blipFill>
-                  <pic:spPr>
-                    <a:xfrm>
-                      <a:off x="0" y="0"/>
-                      <a:ext cx="4320000" cy="1660615"/>
-                    </a:xfrm>
-                    <a:prstGeom prst="rect">
-                      <a:avLst/>
-                    </a:prstGeom>
-                    <a:ln>
-                      <a:solidFill>
-                        <a:schemeClr val="accent1"/>
-                      </a:solidFill>
-                    </a:ln>
-                  </pic:spPr>
-                </pic:pic>
-              </a:graphicData>
-            </a:graphic>
-          </wp:inline>
-        </w:drawing>
-      </w:r>
-    </w:p>
-    <w:p>
-      <w:pPr>
-        <w:rPr>
-          <w:lang w:val="fi-FI"/>
-        </w:rPr>
-      </w:pPr>
-      <w:proofErr w:type="spellStart"/>
-      <w:r>
-        <w:rPr>
-          <w:lang w:val="fi-FI"/>
-        </w:rPr>
-        <w:t>Pastikan</w:t>
-      </w:r>
-      <w:proofErr w:type="spellEnd"/>
-      <w:r>
-        <w:rPr>
-          <w:lang w:val="fi-FI"/>
-        </w:rPr>
-        <w:t xml:space="preserve"> </w:t>
-      </w:r>
-      <w:proofErr w:type="spellStart"/>
-      <w:r>
-        <w:rPr>
-          <w:lang w:val="fi-FI"/>
-        </w:rPr>
-        <w:t>code</w:t>
-      </w:r>
-      <w:proofErr w:type="spellEnd"/>
-      <w:r>
-        <w:rPr>
-          <w:lang w:val="fi-FI"/>
-        </w:rPr>
-        <w:t xml:space="preserve"> </w:t>
-      </w:r>
-      <w:proofErr w:type="spellStart"/>
-      <w:r>
-        <w:rPr>
-          <w:lang w:val="fi-FI"/>
-        </w:rPr>
-        <w:t>untuk</w:t>
-      </w:r>
-      <w:proofErr w:type="spellEnd"/>
-      <w:r>
-        <w:rPr>
-          <w:lang w:val="fi-FI"/>
-        </w:rPr>
-        <w:t xml:space="preserve"> </w:t>
-      </w:r>
-      <w:proofErr w:type="spellStart"/>
-      <w:r>
-        <w:rPr>
-          <w:lang w:val="fi-FI"/>
-        </w:rPr>
-        <w:t>redirect</w:t>
-      </w:r>
-      <w:proofErr w:type="spellEnd"/>
-      <w:r>
-        <w:rPr>
-          <w:lang w:val="fi-FI"/>
-        </w:rPr>
-        <w:t xml:space="preserve"> </w:t>
-      </w:r>
-      <w:proofErr w:type="spellStart"/>
-      <w:r>
-        <w:rPr>
-          <w:lang w:val="fi-FI"/>
-        </w:rPr>
-        <w:t>tidak</w:t>
-      </w:r>
-      <w:proofErr w:type="spellEnd"/>
-      <w:r>
-        <w:rPr>
-          <w:lang w:val="fi-FI"/>
-        </w:rPr>
-        <w:t xml:space="preserve"> </w:t>
-      </w:r>
-      <w:proofErr w:type="spellStart"/>
-      <w:r>
-        <w:rPr>
-          <w:lang w:val="fi-FI"/>
-        </w:rPr>
-        <w:t>aktif</w:t>
-      </w:r>
-      <w:proofErr w:type="spellEnd"/>
-      <w:r>
-        <w:rPr>
-          <w:lang w:val="fi-FI"/>
-        </w:rPr>
-        <w:t xml:space="preserve"> , </w:t>
-      </w:r>
-      <w:proofErr w:type="spellStart"/>
-      <w:r>
-        <w:rPr>
-          <w:lang w:val="fi-FI"/>
-        </w:rPr>
-        <w:t>jika</w:t>
-      </w:r>
-      <w:proofErr w:type="spellEnd"/>
-      <w:r>
-        <w:rPr>
-          <w:lang w:val="fi-FI"/>
-        </w:rPr>
-        <w:t xml:space="preserve"> </w:t>
-      </w:r>
-      <w:proofErr w:type="spellStart"/>
-      <w:r>
-        <w:rPr>
-          <w:lang w:val="fi-FI"/>
-        </w:rPr>
-        <w:t>aktif</w:t>
-      </w:r>
-      <w:proofErr w:type="spellEnd"/>
-      <w:r>
-        <w:rPr>
-          <w:lang w:val="fi-FI"/>
-        </w:rPr>
-        <w:t xml:space="preserve"> </w:t>
-      </w:r>
-      <w:proofErr w:type="spellStart"/>
-      <w:r>
-        <w:rPr>
-          <w:lang w:val="fi-FI"/>
-        </w:rPr>
-        <w:t>maka</w:t>
-      </w:r>
-      <w:proofErr w:type="spellEnd"/>
-      <w:r>
-        <w:rPr>
-          <w:lang w:val="fi-FI"/>
-        </w:rPr>
-        <w:t xml:space="preserve"> </w:t>
-      </w:r>
-      <w:proofErr w:type="spellStart"/>
-      <w:r>
-        <w:rPr>
-          <w:lang w:val="fi-FI"/>
-        </w:rPr>
-        <w:t>ketika</w:t>
-      </w:r>
-      <w:proofErr w:type="spellEnd"/>
-      <w:r>
-        <w:rPr>
-          <w:lang w:val="fi-FI"/>
-        </w:rPr>
-        <w:t xml:space="preserve"> </w:t>
-      </w:r>
-      <w:proofErr w:type="spellStart"/>
-      <w:r>
-        <w:rPr>
-          <w:lang w:val="fi-FI"/>
-        </w:rPr>
-        <w:t>masuk</w:t>
-      </w:r>
-      <w:proofErr w:type="spellEnd"/>
-      <w:r>
-        <w:rPr>
-          <w:lang w:val="fi-FI"/>
-        </w:rPr>
-        <w:t xml:space="preserve"> ke </w:t>
-      </w:r>
-      <w:proofErr w:type="spellStart"/>
-      <w:r>
-        <w:rPr>
-          <w:lang w:val="fi-FI"/>
-        </w:rPr>
-        <w:t>produk</w:t>
-      </w:r>
-      <w:proofErr w:type="spellEnd"/>
-      <w:r>
-        <w:rPr>
-          <w:lang w:val="fi-FI"/>
-        </w:rPr>
-        <w:t xml:space="preserve"> akan </w:t>
-      </w:r>
-      <w:proofErr w:type="spellStart"/>
-      <w:r>
-        <w:rPr>
-          <w:lang w:val="fi-FI"/>
-        </w:rPr>
-        <w:t>lansung</w:t>
-      </w:r>
-      <w:proofErr w:type="spellEnd"/>
-      <w:r>
-        <w:rPr>
-          <w:lang w:val="fi-FI"/>
-        </w:rPr>
-        <w:t xml:space="preserve"> </w:t>
-      </w:r>
-      <w:proofErr w:type="spellStart"/>
-      <w:r>
-        <w:rPr>
-          <w:lang w:val="fi-FI"/>
-        </w:rPr>
-        <w:t>redirect</w:t>
-      </w:r>
-      <w:proofErr w:type="spellEnd"/>
-      <w:r>
-        <w:rPr>
-          <w:lang w:val="fi-FI"/>
-        </w:rPr>
-        <w:t xml:space="preserve"> ke </w:t>
-      </w:r>
-      <w:proofErr w:type="spellStart"/>
-      <w:r>
-        <w:rPr>
-          <w:lang w:val="fi-FI"/>
-        </w:rPr>
-        <w:t>login</w:t>
-      </w:r>
-      <w:proofErr w:type="spellEnd"/>
-    </w:p>
-    <w:p>
-      <w:pPr>
-        <w:rPr>
-          <w:lang w:val="fi-FI"/>
-        </w:rPr>
-      </w:pPr>
-      <w:r>
-        <w:rPr>
-          <w:lang w:val="fi-FI"/>
-        </w:rPr>
-        <w:lastRenderedPageBreak/>
-        <w:drawing>
-          <wp:inline distT="0" distB="0" distL="0" distR="0" wp14:anchorId="0D0664CC" wp14:editId="3B316826">
-            <wp:extent cx="4320000" cy="3040615"/>
-            <wp:effectExtent l="19050" t="19050" r="23495" b="26670"/>
-            <wp:docPr id="1843410014" name="Picture 1"/>
-            <wp:cNvGraphicFramePr>
-              <a:graphicFrameLocks xmlns:a="http://schemas.openxmlformats.org/drawingml/2006/main" noChangeAspect="1"/>
-            </wp:cNvGraphicFramePr>
-            <a:graphic xmlns:a="http://schemas.openxmlformats.org/drawingml/2006/main">
-              <a:graphicData uri="http://schemas.openxmlformats.org/drawingml/2006/picture">
-                <pic:pic xmlns:pic="http://schemas.openxmlformats.org/drawingml/2006/picture">
-                  <pic:nvPicPr>
-                    <pic:cNvPr id="1843410014" name=""/>
-                    <pic:cNvPicPr/>
-                  </pic:nvPicPr>
-                  <pic:blipFill>
-                    <a:blip r:embed="rId29"/>
-                    <a:stretch>
-                      <a:fillRect/>
-                    </a:stretch>
-                  </pic:blipFill>
-                  <pic:spPr>
-                    <a:xfrm>
-                      <a:off x="0" y="0"/>
-                      <a:ext cx="4320000" cy="3040615"/>
-                    </a:xfrm>
-                    <a:prstGeom prst="rect">
-                      <a:avLst/>
-                    </a:prstGeom>
-                    <a:ln>
-                      <a:solidFill>
-                        <a:schemeClr val="accent1"/>
-                      </a:solidFill>
-                    </a:ln>
-                  </pic:spPr>
-                </pic:pic>
-              </a:graphicData>
-            </a:graphic>
-          </wp:inline>
-        </w:drawing>
-      </w:r>
-    </w:p>
-    <w:p>
-      <w:pPr>
-        <w:rPr>
-          <w:b/>
-          <w:bCs/>
-        </w:rPr>
-      </w:pPr>
-      <w:r>
-        <w:rPr>
-          <w:b/>
-          <w:bCs/>
-        </w:rPr>
-        <w:t xml:space="preserve">Langkah 8 – </w:t>
-      </w:r>
-      <w:proofErr w:type="spellStart"/>
-      <w:r>
-        <w:rPr>
-          <w:b/>
-          <w:bCs/>
-        </w:rPr>
-        <w:t>Simulasi</w:t>
-      </w:r>
-      <w:proofErr w:type="spellEnd"/>
-      <w:r>
-        <w:rPr>
-          <w:b/>
-          <w:bCs/>
-        </w:rPr>
-        <w:t xml:space="preserve"> Redirect (Belum Login)</w:t>
-      </w:r>
-    </w:p>
-    <w:p>
-      <w:proofErr w:type="spellStart"/>
-      <w:r>
-        <w:t>Modifikasi</w:t>
-      </w:r>
-      <w:proofErr w:type="spellEnd"/>
-    </w:p>
-    <w:p>
-      <w:r>
-        <w:drawing>
-          <wp:inline distT="0" distB="0" distL="0" distR="0" wp14:anchorId="7EAD4BB6" wp14:editId="1B2FB236">
-            <wp:extent cx="4320000" cy="3192923"/>
-            <wp:effectExtent l="0" t="0" r="4445" b="7620"/>
-            <wp:docPr id="1708567977" name="Picture 1"/>
-            <wp:cNvGraphicFramePr>
-              <a:graphicFrameLocks xmlns:a="http://schemas.openxmlformats.org/drawingml/2006/main" noChangeAspect="1"/>
-            </wp:cNvGraphicFramePr>
-            <a:graphic xmlns:a="http://schemas.openxmlformats.org/drawingml/2006/main">
-              <a:graphicData uri="http://schemas.openxmlformats.org/drawingml/2006/picture">
-                <pic:pic xmlns:pic="http://schemas.openxmlformats.org/drawingml/2006/picture">
-                  <pic:nvPicPr>
-                    <pic:cNvPr id="1708567977" name=""/>
-                    <pic:cNvPicPr/>
-                  </pic:nvPicPr>
-                  <pic:blipFill>
-                    <a:blip r:embed="rId30"/>
-                    <a:stretch>
-                      <a:fillRect/>
-                    </a:stretch>
-                  </pic:blipFill>
-                  <pic:spPr>
-                    <a:xfrm>
-                      <a:off x="0" y="0"/>
-                      <a:ext cx="4320000" cy="3192923"/>
-                    </a:xfrm>
-                    <a:prstGeom prst="rect">
-                      <a:avLst/>
-                    </a:prstGeom>
-                  </pic:spPr>
-                </pic:pic>
-              </a:graphicData>
-            </a:graphic>
-          </wp:inline>
-        </w:drawing>
-      </w:r>
-    </w:p>
-    <w:p>
-      <w:pPr>
-        <w:rPr>
-          <w:lang w:val="fi-FI"/>
-        </w:rPr>
-      </w:pPr>
-      <w:proofErr w:type="spellStart"/>
-      <w:r>
-        <w:rPr>
-          <w:lang w:val="fi-FI"/>
-        </w:rPr>
-        <w:t>Maka</w:t>
-      </w:r>
-      <w:proofErr w:type="spellEnd"/>
-      <w:r>
-        <w:rPr>
-          <w:lang w:val="fi-FI"/>
-        </w:rPr>
-        <w:t xml:space="preserve"> </w:t>
-      </w:r>
-      <w:proofErr w:type="spellStart"/>
-      <w:r>
-        <w:rPr>
-          <w:lang w:val="fi-FI"/>
-        </w:rPr>
-        <w:t>j</w:t>
-      </w:r>
-      <w:r>
-        <w:rPr>
-          <w:lang w:val="fi-FI"/>
-        </w:rPr>
-        <w:t>ika</w:t>
-      </w:r>
-      <w:proofErr w:type="spellEnd"/>
-      <w:r>
-        <w:rPr>
-          <w:lang w:val="fi-FI"/>
-        </w:rPr>
-        <w:t xml:space="preserve"> </w:t>
-      </w:r>
-      <w:proofErr w:type="spellStart"/>
-      <w:r>
-        <w:rPr>
-          <w:lang w:val="fi-FI"/>
-        </w:rPr>
-        <w:t>a</w:t>
-      </w:r>
-      <w:r>
-        <w:rPr>
-          <w:lang w:val="fi-FI"/>
-        </w:rPr>
-        <w:t>kses</w:t>
-      </w:r>
-      <w:proofErr w:type="spellEnd"/>
-      <w:r>
-        <w:rPr>
-          <w:lang w:val="fi-FI"/>
-        </w:rPr>
-        <w:t xml:space="preserve"> /</w:t>
-      </w:r>
-      <w:proofErr w:type="spellStart"/>
-      <w:r>
-        <w:rPr>
-          <w:lang w:val="fi-FI"/>
-        </w:rPr>
-        <w:t>product</w:t>
-      </w:r>
-      <w:proofErr w:type="spellEnd"/>
-      <w:r>
-        <w:rPr>
-          <w:lang w:val="fi-FI"/>
-        </w:rPr>
-        <w:t xml:space="preserve"> → </w:t>
-      </w:r>
-      <w:proofErr w:type="spellStart"/>
-      <w:r>
-        <w:rPr>
-          <w:lang w:val="fi-FI"/>
-        </w:rPr>
-        <w:t>otomatis</w:t>
-      </w:r>
-      <w:proofErr w:type="spellEnd"/>
-      <w:r>
-        <w:rPr>
-          <w:lang w:val="fi-FI"/>
-        </w:rPr>
-        <w:t xml:space="preserve"> diarahkan ke </w:t>
-      </w:r>
-      <w:proofErr w:type="spellStart"/>
-      <w:r>
-        <w:rPr>
-          <w:lang w:val="fi-FI"/>
-        </w:rPr>
-        <w:t>login</w:t>
-      </w:r>
-      <w:proofErr w:type="spellEnd"/>
-    </w:p>
-    <w:p>
-      <w:pPr>
-        <w:rPr>
-          <w:b/>
-          <w:bCs/>
-          <w:lang w:val="fi-FI"/>
-        </w:rPr>
-      </w:pPr>
-      <w:r>
-        <w:rPr>
-          <w:b/>
-          <w:bCs/>
-          <w:lang w:val="fi-FI"/>
-        </w:rPr>
-        <w:lastRenderedPageBreak/>
-        <w:drawing>
-          <wp:inline distT="0" distB="0" distL="0" distR="0" wp14:anchorId="2B876515" wp14:editId="397CA00A">
-            <wp:extent cx="4320000" cy="2192769"/>
-            <wp:effectExtent l="19050" t="19050" r="23495" b="17145"/>
-            <wp:docPr id="881855404" name="Picture 1"/>
-            <wp:cNvGraphicFramePr>
-              <a:graphicFrameLocks xmlns:a="http://schemas.openxmlformats.org/drawingml/2006/main" noChangeAspect="1"/>
-            </wp:cNvGraphicFramePr>
-            <a:graphic xmlns:a="http://schemas.openxmlformats.org/drawingml/2006/main">
-              <a:graphicData uri="http://schemas.openxmlformats.org/drawingml/2006/picture">
-                <pic:pic xmlns:pic="http://schemas.openxmlformats.org/drawingml/2006/picture">
-                  <pic:nvPicPr>
-                    <pic:cNvPr id="881855404" name=""/>
-                    <pic:cNvPicPr/>
-                  </pic:nvPicPr>
-                  <pic:blipFill>
-                    <a:blip r:embed="rId31"/>
-                    <a:stretch>
-                      <a:fillRect/>
-                    </a:stretch>
-                  </pic:blipFill>
-                  <pic:spPr>
-                    <a:xfrm>
-                      <a:off x="0" y="0"/>
-                      <a:ext cx="4320000" cy="2192769"/>
-                    </a:xfrm>
-                    <a:prstGeom prst="rect">
-                      <a:avLst/>
-                    </a:prstGeom>
-                    <a:ln>
-                      <a:solidFill>
-                        <a:schemeClr val="accent1"/>
-                      </a:solidFill>
-                    </a:ln>
-                  </pic:spPr>
-                </pic:pic>
-              </a:graphicData>
-            </a:graphic>
-          </wp:inline>
-        </w:drawing>
-      </w:r>
-    </w:p>
-    <w:p>
-      <w:pPr>
-        <w:rPr>
-          <w:b/>
-          <w:bCs/>
-        </w:rPr>
-      </w:pPr>
-      <w:r>
-        <w:rPr>
-          <w:b/>
-          <w:bCs/>
-        </w:rPr>
-        <w:t xml:space="preserve">E. </w:t>
-      </w:r>
-      <w:proofErr w:type="spellStart"/>
-      <w:r>
-        <w:rPr>
-          <w:b/>
-          <w:bCs/>
-        </w:rPr>
-        <w:t>Tugas</w:t>
-      </w:r>
-      <w:proofErr w:type="spellEnd"/>
-      <w:r>
-        <w:rPr>
-          <w:b/>
-          <w:bCs/>
-        </w:rPr>
-        <w:t xml:space="preserve"> </w:t>
-      </w:r>
-      <w:proofErr w:type="spellStart"/>
-      <w:r>
-        <w:rPr>
-          <w:b/>
-          <w:bCs/>
-        </w:rPr>
-        <w:t>Praktikum</w:t>
-      </w:r>
-      <w:proofErr w:type="spellEnd"/>
-    </w:p>
-    <w:p>
-      <w:proofErr w:type="spellStart"/>
-      <w:r>
-        <w:t>Tugas</w:t>
-      </w:r>
-      <w:proofErr w:type="spellEnd"/>
-      <w:r>
-        <w:t xml:space="preserve"> 1 (Wajib)</w:t>
-      </w:r>
-    </w:p>
-    <w:p>
-      <w:r>
-        <w:t xml:space="preserve">• </w:t>
-      </w:r>
-      <w:proofErr w:type="spellStart"/>
-      <w:r>
-        <w:t>Buat</w:t>
-      </w:r>
-      <w:proofErr w:type="spellEnd"/>
-      <w:r>
-        <w:t xml:space="preserve"> catch-all route:</w:t>
-      </w:r>
-    </w:p>
-    <w:p>
-      <w:r>
-        <w:t>• /category</w:t>
-      </w:r>
-      <w:proofErr w:type="gramStart"/>
-      <w:r>
-        <w:t>/[</w:t>
-      </w:r>
-      <w:proofErr w:type="gramEnd"/>
-      <w:r>
-        <w:t>...slug].js</w:t>
-      </w:r>
-    </w:p>
-    <w:p>
-      <w:r>
-        <w:t xml:space="preserve">• </w:t>
-      </w:r>
-      <w:proofErr w:type="spellStart"/>
-      <w:r>
-        <w:t>Tampilkan</w:t>
-      </w:r>
-      <w:proofErr w:type="spellEnd"/>
-      <w:r>
-        <w:t xml:space="preserve"> </w:t>
-      </w:r>
-      <w:proofErr w:type="spellStart"/>
-      <w:r>
-        <w:t>seluruh</w:t>
-      </w:r>
-      <w:proofErr w:type="spellEnd"/>
-      <w:r>
-        <w:t xml:space="preserve"> parameter URL </w:t>
-      </w:r>
-      <w:proofErr w:type="spellStart"/>
-      <w:r>
-        <w:t>dalam</w:t>
-      </w:r>
-      <w:proofErr w:type="spellEnd"/>
-      <w:r>
-        <w:t xml:space="preserve"> </w:t>
-      </w:r>
-      <w:proofErr w:type="spellStart"/>
-      <w:r>
-        <w:t>bentuk</w:t>
-      </w:r>
-      <w:proofErr w:type="spellEnd"/>
-      <w:r>
-        <w:t xml:space="preserve"> list.</w:t>
-      </w:r>
-    </w:p>
-    <w:p>
-      <w:r>
-        <w:drawing>
-          <wp:inline distT="0" distB="0" distL="0" distR="0" wp14:anchorId="51688554" wp14:editId="7443E839">
-            <wp:extent cx="4320000" cy="1580769"/>
-            <wp:effectExtent l="0" t="0" r="4445" b="635"/>
-            <wp:docPr id="1313849144" name="Picture 1"/>
-            <wp:cNvGraphicFramePr>
-              <a:graphicFrameLocks xmlns:a="http://schemas.openxmlformats.org/drawingml/2006/main" noChangeAspect="1"/>
-            </wp:cNvGraphicFramePr>
-            <a:graphic xmlns:a="http://schemas.openxmlformats.org/drawingml/2006/main">
-              <a:graphicData uri="http://schemas.openxmlformats.org/drawingml/2006/picture">
-                <pic:pic xmlns:pic="http://schemas.openxmlformats.org/drawingml/2006/picture">
-                  <pic:nvPicPr>
-                    <pic:cNvPr id="1313849144" name=""/>
-                    <pic:cNvPicPr/>
-                  </pic:nvPicPr>
-                  <pic:blipFill>
-                    <a:blip r:embed="rId32"/>
-                    <a:stretch>
-                      <a:fillRect/>
-                    </a:stretch>
-                  </pic:blipFill>
-                  <pic:spPr>
-                    <a:xfrm>
-                      <a:off x="0" y="0"/>
-                      <a:ext cx="4320000" cy="1580769"/>
-                    </a:xfrm>
-                    <a:prstGeom prst="rect">
-                      <a:avLst/>
-                    </a:prstGeom>
-                  </pic:spPr>
-                </pic:pic>
-              </a:graphicData>
-            </a:graphic>
-          </wp:inline>
-        </w:drawing>
-      </w:r>
-    </w:p>
-    <w:p>
-      <w:r>
-        <w:drawing>
-          <wp:inline distT="0" distB="0" distL="0" distR="0" wp14:anchorId="3D615BFB" wp14:editId="7D237A28">
-            <wp:extent cx="4320000" cy="1564615"/>
-            <wp:effectExtent l="19050" t="19050" r="23495" b="17145"/>
-            <wp:docPr id="622711474" name="Picture 1"/>
-            <wp:cNvGraphicFramePr>
-              <a:graphicFrameLocks xmlns:a="http://schemas.openxmlformats.org/drawingml/2006/main" noChangeAspect="1"/>
-            </wp:cNvGraphicFramePr>
-            <a:graphic xmlns:a="http://schemas.openxmlformats.org/drawingml/2006/main">
-              <a:graphicData uri="http://schemas.openxmlformats.org/drawingml/2006/picture">
-                <pic:pic xmlns:pic="http://schemas.openxmlformats.org/drawingml/2006/picture">
-                  <pic:nvPicPr>
-                    <pic:cNvPr id="622711474" name=""/>
-                    <pic:cNvPicPr/>
-                  </pic:nvPicPr>
-                  <pic:blipFill>
-                    <a:blip r:embed="rId33"/>
-                    <a:stretch>
-                      <a:fillRect/>
-                    </a:stretch>
-                  </pic:blipFill>
-                  <pic:spPr>
-                    <a:xfrm>
-                      <a:off x="0" y="0"/>
-                      <a:ext cx="4320000" cy="1564615"/>
-                    </a:xfrm>
-                    <a:prstGeom prst="rect">
-                      <a:avLst/>
-                    </a:prstGeom>
-                    <a:ln>
-                      <a:solidFill>
-                        <a:schemeClr val="accent1"/>
-                      </a:solidFill>
-                    </a:ln>
-                  </pic:spPr>
-                </pic:pic>
-              </a:graphicData>
-            </a:graphic>
-          </wp:inline>
-        </w:drawing>
-      </w:r>
-    </w:p>
-    <w:p>
-      <w:proofErr w:type="spellStart"/>
-      <w:r>
-        <w:t>Tugas</w:t>
-      </w:r>
-      <w:proofErr w:type="spellEnd"/>
-      <w:r>
-        <w:t xml:space="preserve"> 2 (Wajib)</w:t>
-      </w:r>
-    </w:p>
-    <w:p>
-      <w:r>
-        <w:t xml:space="preserve">• </w:t>
-      </w:r>
-      <w:proofErr w:type="spellStart"/>
-      <w:r>
-        <w:t>Buat</w:t>
-      </w:r>
-      <w:proofErr w:type="spellEnd"/>
-      <w:r>
-        <w:t xml:space="preserve"> </w:t>
-      </w:r>
-      <w:proofErr w:type="spellStart"/>
-      <w:r>
-        <w:t>navigasi</w:t>
-      </w:r>
-      <w:proofErr w:type="spellEnd"/>
-      <w:r>
-        <w:t>:</w:t>
-      </w:r>
-    </w:p>
-    <w:p>
-      <w:r>
-        <w:t>o Login → Product (</w:t>
-      </w:r>
-      <w:proofErr w:type="spellStart"/>
-      <w:r>
-        <w:t>imperatif</w:t>
-      </w:r>
-      <w:proofErr w:type="spellEnd"/>
-      <w:r>
-        <w:t>)</w:t>
-      </w:r>
-    </w:p>
-    <w:p>
-      <w:r>
-        <w:lastRenderedPageBreak/>
-        <w:t>o Login ↔ Register (Link)</w:t>
-      </w:r>
-    </w:p>
-    <w:p>
-      <w:r>
-        <w:drawing>
-          <wp:inline distT="0" distB="0" distL="0" distR="0" wp14:anchorId="1CB4E680" wp14:editId="66004EF8">
-            <wp:extent cx="4320000" cy="1686923"/>
-            <wp:effectExtent l="0" t="0" r="4445" b="8890"/>
-            <wp:docPr id="1483370340" name="Picture 1"/>
-            <wp:cNvGraphicFramePr>
-              <a:graphicFrameLocks xmlns:a="http://schemas.openxmlformats.org/drawingml/2006/main" noChangeAspect="1"/>
-            </wp:cNvGraphicFramePr>
-            <a:graphic xmlns:a="http://schemas.openxmlformats.org/drawingml/2006/main">
-              <a:graphicData uri="http://schemas.openxmlformats.org/drawingml/2006/picture">
-                <pic:pic xmlns:pic="http://schemas.openxmlformats.org/drawingml/2006/picture">
-                  <pic:nvPicPr>
-                    <pic:cNvPr id="1483370340" name=""/>
-                    <pic:cNvPicPr/>
-                  </pic:nvPicPr>
-                  <pic:blipFill>
-                    <a:blip r:embed="rId34"/>
-                    <a:stretch>
-                      <a:fillRect/>
-                    </a:stretch>
-                  </pic:blipFill>
-                  <pic:spPr>
-                    <a:xfrm>
-                      <a:off x="0" y="0"/>
-                      <a:ext cx="4320000" cy="1686923"/>
-                    </a:xfrm>
-                    <a:prstGeom prst="rect">
-                      <a:avLst/>
-                    </a:prstGeom>
-                  </pic:spPr>
-                </pic:pic>
-              </a:graphicData>
-            </a:graphic>
-          </wp:inline>
-        </w:drawing>
-      </w:r>
-    </w:p>
-    <w:p>
-      <w:proofErr w:type="spellStart"/>
-      <w:r>
-        <w:t>Tugas</w:t>
-      </w:r>
-      <w:proofErr w:type="spellEnd"/>
-      <w:r>
-        <w:t xml:space="preserve"> 3 (</w:t>
-      </w:r>
-      <w:proofErr w:type="spellStart"/>
-      <w:r>
-        <w:t>Pengayaan</w:t>
-      </w:r>
-      <w:proofErr w:type="spellEnd"/>
-      <w:r>
-        <w:t>)</w:t>
-      </w:r>
-    </w:p>
-    <w:p>
-      <w:r>
-        <w:t xml:space="preserve">• </w:t>
-      </w:r>
-      <w:proofErr w:type="spellStart"/>
-      <w:r>
-        <w:t>Terapkan</w:t>
-      </w:r>
-      <w:proofErr w:type="spellEnd"/>
-      <w:r>
-        <w:t xml:space="preserve"> redirect </w:t>
-      </w:r>
-      <w:proofErr w:type="spellStart"/>
-      <w:r>
-        <w:t>otomatis</w:t>
-      </w:r>
-      <w:proofErr w:type="spellEnd"/>
-      <w:r>
-        <w:t xml:space="preserve"> </w:t>
-      </w:r>
-      <w:proofErr w:type="spellStart"/>
-      <w:r>
-        <w:t>ke</w:t>
-      </w:r>
-      <w:proofErr w:type="spellEnd"/>
-      <w:r>
-        <w:t xml:space="preserve"> login </w:t>
-      </w:r>
-      <w:proofErr w:type="spellStart"/>
-      <w:r>
-        <w:t>jika</w:t>
-      </w:r>
-      <w:proofErr w:type="spellEnd"/>
-      <w:r>
-        <w:t xml:space="preserve"> user </w:t>
-      </w:r>
-      <w:proofErr w:type="spellStart"/>
-      <w:r>
-        <w:t>belum</w:t>
-      </w:r>
-      <w:proofErr w:type="spellEnd"/>
-      <w:r>
-        <w:t xml:space="preserve"> login.</w:t>
-      </w:r>
-    </w:p>
-    <w:p>
-      <w:r>
-        <w:drawing>
-          <wp:inline distT="0" distB="0" distL="0" distR="0" wp14:anchorId="301BCDBF" wp14:editId="777257EE">
-            <wp:extent cx="4320000" cy="1087846"/>
-            <wp:effectExtent l="0" t="0" r="4445" b="0"/>
-            <wp:docPr id="226752507" name="Picture 1"/>
-            <wp:cNvGraphicFramePr>
-              <a:graphicFrameLocks xmlns:a="http://schemas.openxmlformats.org/drawingml/2006/main" noChangeAspect="1"/>
-            </wp:cNvGraphicFramePr>
-            <a:graphic xmlns:a="http://schemas.openxmlformats.org/drawingml/2006/main">
-              <a:graphicData uri="http://schemas.openxmlformats.org/drawingml/2006/picture">
-                <pic:pic xmlns:pic="http://schemas.openxmlformats.org/drawingml/2006/picture">
-                  <pic:nvPicPr>
-                    <pic:cNvPr id="226752507" name=""/>
-                    <pic:cNvPicPr/>
-                  </pic:nvPicPr>
-                  <pic:blipFill>
-                    <a:blip r:embed="rId35"/>
-                    <a:stretch>
-                      <a:fillRect/>
-                    </a:stretch>
-                  </pic:blipFill>
-                  <pic:spPr>
-                    <a:xfrm>
-                      <a:off x="0" y="0"/>
-                      <a:ext cx="4320000" cy="1087846"/>
-                    </a:xfrm>
-                    <a:prstGeom prst="rect">
-                      <a:avLst/>
-                    </a:prstGeom>
-                  </pic:spPr>
-                </pic:pic>
-              </a:graphicData>
-            </a:graphic>
-          </wp:inline>
-        </w:drawing>
-      </w:r>
-    </w:p>
-    <w:p>
-      <w:pPr>
-        <w:rPr>
-          <w:b/>
-          <w:bCs/>
-        </w:rPr>
-      </w:pPr>
-      <w:r>
-        <w:rPr>
-          <w:b/>
-          <w:bCs/>
-        </w:rPr>
-        <w:t xml:space="preserve">F. </w:t>
-      </w:r>
-      <w:proofErr w:type="spellStart"/>
-      <w:r>
-        <w:rPr>
-          <w:b/>
-          <w:bCs/>
-        </w:rPr>
-        <w:t>Pertanyaan</w:t>
-      </w:r>
-      <w:proofErr w:type="spellEnd"/>
-      <w:r>
-        <w:rPr>
-          <w:b/>
-          <w:bCs/>
-        </w:rPr>
-        <w:t xml:space="preserve"> </w:t>
-      </w:r>
-      <w:proofErr w:type="spellStart"/>
-      <w:r>
-        <w:rPr>
-          <w:b/>
-          <w:bCs/>
-        </w:rPr>
-        <w:t>Evaluasi</w:t>
-      </w:r>
-      <w:proofErr w:type="spellEnd"/>
-    </w:p>
-    <w:p>
-      <w:r>
-        <w:t xml:space="preserve">1. Apa </w:t>
-      </w:r>
-      <w:proofErr w:type="spellStart"/>
-      <w:r>
-        <w:t>perbedaan</w:t>
-      </w:r>
-      <w:proofErr w:type="spellEnd"/>
-      <w:r>
-        <w:t xml:space="preserve"> [id].js dan [...slug].</w:t>
-      </w:r>
-      <w:proofErr w:type="spellStart"/>
-      <w:r>
-        <w:t>js</w:t>
-      </w:r>
-      <w:proofErr w:type="spellEnd"/>
-      <w:r>
-        <w:t>?</w:t>
-      </w:r>
-    </w:p>
-    <w:p>
-      <w:pPr>
-        <w:rPr>
-          <w:u w:val="single"/>
-        </w:rPr>
-      </w:pPr>
-      <w:r>
-        <w:rPr>
-          <w:u w:val="single"/>
-        </w:rPr>
-        <w:t xml:space="preserve">[id].js </w:t>
-      </w:r>
-      <w:proofErr w:type="spellStart"/>
-      <w:r>
-        <w:rPr>
-          <w:u w:val="single"/>
-        </w:rPr>
-        <w:t>hanya</w:t>
-      </w:r>
-      <w:proofErr w:type="spellEnd"/>
-      <w:r>
-        <w:rPr>
-          <w:u w:val="single"/>
-        </w:rPr>
-        <w:t xml:space="preserve"> </w:t>
-      </w:r>
-      <w:proofErr w:type="spellStart"/>
-      <w:r>
-        <w:rPr>
-          <w:u w:val="single"/>
-        </w:rPr>
-        <w:t>menangkap</w:t>
-      </w:r>
-      <w:proofErr w:type="spellEnd"/>
-      <w:r>
-        <w:rPr>
-          <w:u w:val="single"/>
-        </w:rPr>
-        <w:t xml:space="preserve"> </w:t>
-      </w:r>
-      <w:proofErr w:type="spellStart"/>
-      <w:r>
-        <w:rPr>
-          <w:u w:val="single"/>
-        </w:rPr>
-        <w:t>satu</w:t>
-      </w:r>
-      <w:proofErr w:type="spellEnd"/>
-      <w:r>
-        <w:rPr>
-          <w:u w:val="single"/>
-        </w:rPr>
-        <w:t xml:space="preserve"> </w:t>
-      </w:r>
-      <w:proofErr w:type="spellStart"/>
-      <w:r>
-        <w:rPr>
-          <w:u w:val="single"/>
-        </w:rPr>
-        <w:t>segmen</w:t>
-      </w:r>
-      <w:proofErr w:type="spellEnd"/>
-      <w:r>
-        <w:rPr>
-          <w:u w:val="single"/>
-        </w:rPr>
-        <w:t xml:space="preserve"> URL (</w:t>
-      </w:r>
-      <w:proofErr w:type="spellStart"/>
-      <w:r>
-        <w:rPr>
-          <w:u w:val="single"/>
-        </w:rPr>
-        <w:t>misal</w:t>
-      </w:r>
-      <w:proofErr w:type="spellEnd"/>
-      <w:r>
-        <w:rPr>
-          <w:u w:val="single"/>
-        </w:rPr>
-        <w:t xml:space="preserve">: /123), </w:t>
-      </w:r>
-      <w:proofErr w:type="spellStart"/>
-      <w:r>
-        <w:rPr>
-          <w:u w:val="single"/>
-        </w:rPr>
-        <w:t>sedangkan</w:t>
-      </w:r>
-      <w:proofErr w:type="spellEnd"/>
-      <w:r>
-        <w:rPr>
-          <w:u w:val="single"/>
-        </w:rPr>
-        <w:t xml:space="preserve"> [...slug].js </w:t>
-      </w:r>
-      <w:proofErr w:type="spellStart"/>
-      <w:r>
-        <w:rPr>
-          <w:u w:val="single"/>
-        </w:rPr>
-        <w:t>adalah</w:t>
-      </w:r>
-      <w:proofErr w:type="spellEnd"/>
-      <w:r>
-        <w:rPr>
-          <w:u w:val="single"/>
-        </w:rPr>
-        <w:t xml:space="preserve"> catch-all route yang </w:t>
-      </w:r>
-      <w:proofErr w:type="spellStart"/>
-      <w:r>
-        <w:rPr>
-          <w:u w:val="single"/>
-        </w:rPr>
-        <w:t>bisa</w:t>
-      </w:r>
-      <w:proofErr w:type="spellEnd"/>
-      <w:r>
-        <w:rPr>
-          <w:u w:val="single"/>
-        </w:rPr>
-        <w:t xml:space="preserve"> </w:t>
-      </w:r>
-      <w:proofErr w:type="spellStart"/>
-      <w:r>
-        <w:rPr>
-          <w:u w:val="single"/>
-        </w:rPr>
-        <w:t>menangkap</w:t>
-      </w:r>
-      <w:proofErr w:type="spellEnd"/>
-      <w:r>
-        <w:rPr>
-          <w:u w:val="single"/>
-        </w:rPr>
-        <w:t xml:space="preserve"> </w:t>
-      </w:r>
-      <w:proofErr w:type="spellStart"/>
-      <w:r>
-        <w:rPr>
-          <w:u w:val="single"/>
-        </w:rPr>
-        <w:t>banyak</w:t>
-      </w:r>
-      <w:proofErr w:type="spellEnd"/>
-      <w:r>
-        <w:rPr>
-          <w:u w:val="single"/>
-        </w:rPr>
-        <w:t xml:space="preserve"> </w:t>
-      </w:r>
-      <w:proofErr w:type="spellStart"/>
-      <w:r>
-        <w:rPr>
-          <w:u w:val="single"/>
-        </w:rPr>
-        <w:t>segmen</w:t>
-      </w:r>
-      <w:proofErr w:type="spellEnd"/>
-      <w:r>
-        <w:rPr>
-          <w:u w:val="single"/>
-        </w:rPr>
-        <w:t xml:space="preserve"> </w:t>
-      </w:r>
-      <w:proofErr w:type="spellStart"/>
-      <w:r>
-        <w:rPr>
-          <w:u w:val="single"/>
-        </w:rPr>
-        <w:t>sekaligus</w:t>
-      </w:r>
-      <w:proofErr w:type="spellEnd"/>
-      <w:r>
-        <w:rPr>
-          <w:u w:val="single"/>
-        </w:rPr>
-        <w:t xml:space="preserve"> (</w:t>
-      </w:r>
-      <w:proofErr w:type="spellStart"/>
-      <w:r>
-        <w:rPr>
-          <w:u w:val="single"/>
-        </w:rPr>
-        <w:t>misal</w:t>
-      </w:r>
-      <w:proofErr w:type="spellEnd"/>
-      <w:r>
-        <w:rPr>
-          <w:u w:val="single"/>
-        </w:rPr>
-        <w:t>: /baju/</w:t>
-      </w:r>
-      <w:proofErr w:type="spellStart"/>
-      <w:r>
-        <w:rPr>
-          <w:u w:val="single"/>
-        </w:rPr>
-        <w:t>pria</w:t>
-      </w:r>
-      <w:proofErr w:type="spellEnd"/>
-      <w:r>
-        <w:rPr>
-          <w:u w:val="single"/>
-        </w:rPr>
-        <w:t>/</w:t>
-      </w:r>
-      <w:proofErr w:type="spellStart"/>
-      <w:r>
-        <w:rPr>
-          <w:u w:val="single"/>
-        </w:rPr>
-        <w:t>ukuran</w:t>
-      </w:r>
-      <w:proofErr w:type="spellEnd"/>
-      <w:r>
-        <w:rPr>
-          <w:u w:val="single"/>
-        </w:rPr>
-        <w:t>-l).</w:t>
-      </w:r>
-    </w:p>
-    <w:p>
-      <w:r>
-        <w:t xml:space="preserve">2. </w:t>
-      </w:r>
-      <w:proofErr w:type="spellStart"/>
-      <w:r>
-        <w:t>Mengapa</w:t>
-      </w:r>
-      <w:proofErr w:type="spellEnd"/>
-      <w:r>
-        <w:t xml:space="preserve"> slug </w:t>
-      </w:r>
-      <w:proofErr w:type="spellStart"/>
-      <w:r>
-        <w:t>berbentuk</w:t>
-      </w:r>
-      <w:proofErr w:type="spellEnd"/>
-      <w:r>
-        <w:t xml:space="preserve"> array?</w:t>
-      </w:r>
-    </w:p>
-    <w:p>
-      <w:pPr>
-        <w:rPr>
-          <w:u w:val="single"/>
-        </w:rPr>
-      </w:pPr>
-      <w:r>
-        <w:rPr>
-          <w:u w:val="single"/>
-        </w:rPr>
-        <w:t>K</w:t>
-      </w:r>
-      <w:r>
-        <w:rPr>
-          <w:u w:val="single"/>
-        </w:rPr>
-        <w:t xml:space="preserve">arena </w:t>
-      </w:r>
-      <w:proofErr w:type="spellStart"/>
-      <w:r>
-        <w:rPr>
-          <w:u w:val="single"/>
-        </w:rPr>
-        <w:t>menyimpan</w:t>
-      </w:r>
-      <w:proofErr w:type="spellEnd"/>
-      <w:r>
-        <w:rPr>
-          <w:u w:val="single"/>
-        </w:rPr>
-        <w:t xml:space="preserve"> </w:t>
-      </w:r>
-      <w:proofErr w:type="spellStart"/>
-      <w:r>
-        <w:rPr>
-          <w:u w:val="single"/>
-        </w:rPr>
-        <w:t>setiap</w:t>
-      </w:r>
-      <w:proofErr w:type="spellEnd"/>
-      <w:r>
-        <w:rPr>
-          <w:u w:val="single"/>
-        </w:rPr>
-        <w:t xml:space="preserve"> </w:t>
-      </w:r>
-      <w:proofErr w:type="spellStart"/>
-      <w:r>
-        <w:rPr>
-          <w:u w:val="single"/>
-        </w:rPr>
-        <w:t>bagian</w:t>
-      </w:r>
-      <w:proofErr w:type="spellEnd"/>
-      <w:r>
-        <w:rPr>
-          <w:u w:val="single"/>
-        </w:rPr>
-        <w:t xml:space="preserve"> </w:t>
-      </w:r>
-      <w:proofErr w:type="spellStart"/>
-      <w:r>
-        <w:rPr>
-          <w:u w:val="single"/>
-        </w:rPr>
-        <w:t>dari</w:t>
-      </w:r>
-      <w:proofErr w:type="spellEnd"/>
-      <w:r>
-        <w:rPr>
-          <w:u w:val="single"/>
-        </w:rPr>
-        <w:t xml:space="preserve"> </w:t>
-      </w:r>
-      <w:proofErr w:type="spellStart"/>
-      <w:r>
-        <w:rPr>
-          <w:u w:val="single"/>
-        </w:rPr>
-        <w:t>jalur</w:t>
-      </w:r>
-      <w:proofErr w:type="spellEnd"/>
-      <w:r>
-        <w:rPr>
-          <w:u w:val="single"/>
-        </w:rPr>
-        <w:t xml:space="preserve"> URL yang </w:t>
-      </w:r>
-      <w:proofErr w:type="spellStart"/>
-      <w:r>
-        <w:rPr>
-          <w:u w:val="single"/>
-        </w:rPr>
-        <w:t>ditangkap</w:t>
-      </w:r>
-      <w:proofErr w:type="spellEnd"/>
-      <w:r>
-        <w:rPr>
-          <w:u w:val="single"/>
-        </w:rPr>
-        <w:t xml:space="preserve"> </w:t>
-      </w:r>
-      <w:proofErr w:type="spellStart"/>
-      <w:r>
-        <w:rPr>
-          <w:u w:val="single"/>
-        </w:rPr>
-        <w:t>sebagai</w:t>
-      </w:r>
-      <w:proofErr w:type="spellEnd"/>
-      <w:r>
-        <w:rPr>
-          <w:u w:val="single"/>
-        </w:rPr>
-        <w:t xml:space="preserve"> </w:t>
-      </w:r>
-      <w:proofErr w:type="spellStart"/>
-      <w:r>
-        <w:rPr>
-          <w:u w:val="single"/>
-        </w:rPr>
-        <w:t>elemen-elemen</w:t>
-      </w:r>
-      <w:proofErr w:type="spellEnd"/>
-      <w:r>
-        <w:rPr>
-          <w:u w:val="single"/>
-        </w:rPr>
-        <w:t xml:space="preserve"> </w:t>
-      </w:r>
-      <w:proofErr w:type="spellStart"/>
-      <w:r>
-        <w:rPr>
-          <w:u w:val="single"/>
-        </w:rPr>
-        <w:t>terpisah</w:t>
-      </w:r>
-      <w:proofErr w:type="spellEnd"/>
-      <w:r>
-        <w:rPr>
-          <w:u w:val="single"/>
-        </w:rPr>
-        <w:t xml:space="preserve"> agar </w:t>
-      </w:r>
-      <w:proofErr w:type="spellStart"/>
-      <w:r>
-        <w:rPr>
-          <w:u w:val="single"/>
-        </w:rPr>
-        <w:t>mudah</w:t>
-      </w:r>
-      <w:proofErr w:type="spellEnd"/>
-      <w:r>
-        <w:rPr>
-          <w:u w:val="single"/>
-        </w:rPr>
-        <w:t xml:space="preserve"> </w:t>
-      </w:r>
-      <w:proofErr w:type="spellStart"/>
-      <w:r>
-        <w:rPr>
-          <w:u w:val="single"/>
-        </w:rPr>
-        <w:t>diakses</w:t>
-      </w:r>
-      <w:proofErr w:type="spellEnd"/>
-      <w:r>
-        <w:rPr>
-          <w:u w:val="single"/>
-        </w:rPr>
-        <w:t xml:space="preserve"> </w:t>
-      </w:r>
-      <w:proofErr w:type="spellStart"/>
-      <w:r>
-        <w:rPr>
-          <w:u w:val="single"/>
-        </w:rPr>
-        <w:t>satu</w:t>
-      </w:r>
-      <w:proofErr w:type="spellEnd"/>
-      <w:r>
-        <w:rPr>
-          <w:u w:val="single"/>
-        </w:rPr>
-        <w:t xml:space="preserve"> per </w:t>
-      </w:r>
-      <w:proofErr w:type="spellStart"/>
-      <w:r>
-        <w:rPr>
-          <w:u w:val="single"/>
-        </w:rPr>
-        <w:t>satu</w:t>
-      </w:r>
-      <w:proofErr w:type="spellEnd"/>
-      <w:r>
-        <w:rPr>
-          <w:u w:val="single"/>
-        </w:rPr>
-        <w:t>.</w:t>
-      </w:r>
-    </w:p>
-    <w:p>
-      <w:pPr>
-        <w:rPr>
-          <w:lang w:val="fi-FI"/>
-        </w:rPr>
-      </w:pPr>
-      <w:r>
-        <w:rPr>
-          <w:lang w:val="fi-FI"/>
-        </w:rPr>
-        <w:t xml:space="preserve">3. Kapan </w:t>
-      </w:r>
-      <w:proofErr w:type="spellStart"/>
-      <w:r>
-        <w:rPr>
-          <w:lang w:val="fi-FI"/>
-        </w:rPr>
-        <w:t>sebaiknya</w:t>
-      </w:r>
-      <w:proofErr w:type="spellEnd"/>
-      <w:r>
-        <w:rPr>
-          <w:lang w:val="fi-FI"/>
-        </w:rPr>
-        <w:t xml:space="preserve"> </w:t>
-      </w:r>
-      <w:proofErr w:type="spellStart"/>
-      <w:r>
-        <w:rPr>
-          <w:lang w:val="fi-FI"/>
-        </w:rPr>
-        <w:t>menggunakan</w:t>
-      </w:r>
-      <w:proofErr w:type="spellEnd"/>
-      <w:r>
-        <w:rPr>
-          <w:lang w:val="fi-FI"/>
-        </w:rPr>
-        <w:t xml:space="preserve"> </w:t>
-      </w:r>
-      <w:proofErr w:type="spellStart"/>
-      <w:r>
-        <w:rPr>
-          <w:lang w:val="fi-FI"/>
-        </w:rPr>
-        <w:t>Link</w:t>
-      </w:r>
-      <w:proofErr w:type="spellEnd"/>
-      <w:r>
-        <w:rPr>
-          <w:lang w:val="fi-FI"/>
-        </w:rPr>
-        <w:t xml:space="preserve"> </w:t>
-      </w:r>
-      <w:proofErr w:type="spellStart"/>
-      <w:r>
-        <w:rPr>
-          <w:lang w:val="fi-FI"/>
-        </w:rPr>
-        <w:t>dan</w:t>
-      </w:r>
-      <w:proofErr w:type="spellEnd"/>
-      <w:r>
-        <w:rPr>
-          <w:lang w:val="fi-FI"/>
-        </w:rPr>
-        <w:t xml:space="preserve"> </w:t>
-      </w:r>
-      <w:proofErr w:type="spellStart"/>
-      <w:r>
-        <w:rPr>
-          <w:lang w:val="fi-FI"/>
-        </w:rPr>
-        <w:t>router.push</w:t>
-      </w:r>
-      <w:proofErr w:type="spellEnd"/>
-      <w:r>
-        <w:rPr>
-          <w:lang w:val="fi-FI"/>
-        </w:rPr>
-        <w:t>()?</w:t>
-      </w:r>
-    </w:p>
-    <w:p>
-      <w:pPr>
-        <w:rPr>
-          <w:u w:val="single"/>
-          <w:lang w:val="fi-FI"/>
-        </w:rPr>
-      </w:pPr>
-      <w:proofErr w:type="spellStart"/>
-      <w:r>
-        <w:rPr>
-          <w:u w:val="single"/>
-          <w:lang w:val="fi-FI"/>
-        </w:rPr>
-        <w:t>Link</w:t>
-      </w:r>
-      <w:proofErr w:type="spellEnd"/>
-      <w:r>
-        <w:rPr>
-          <w:u w:val="single"/>
-          <w:lang w:val="fi-FI"/>
-        </w:rPr>
-        <w:t xml:space="preserve"> </w:t>
-      </w:r>
-      <w:proofErr w:type="spellStart"/>
-      <w:r>
-        <w:rPr>
-          <w:u w:val="single"/>
-          <w:lang w:val="fi-FI"/>
-        </w:rPr>
-        <w:t>untuk</w:t>
-      </w:r>
-      <w:proofErr w:type="spellEnd"/>
-      <w:r>
-        <w:rPr>
-          <w:u w:val="single"/>
-          <w:lang w:val="fi-FI"/>
-        </w:rPr>
-        <w:t xml:space="preserve"> </w:t>
-      </w:r>
-      <w:proofErr w:type="spellStart"/>
-      <w:r>
-        <w:rPr>
-          <w:u w:val="single"/>
-          <w:lang w:val="fi-FI"/>
-        </w:rPr>
-        <w:t>navigasi</w:t>
-      </w:r>
-      <w:proofErr w:type="spellEnd"/>
-      <w:r>
-        <w:rPr>
-          <w:u w:val="single"/>
-          <w:lang w:val="fi-FI"/>
-        </w:rPr>
-        <w:t xml:space="preserve"> </w:t>
-      </w:r>
-      <w:proofErr w:type="spellStart"/>
-      <w:r>
-        <w:rPr>
-          <w:u w:val="single"/>
-          <w:lang w:val="fi-FI"/>
-        </w:rPr>
-        <w:t>antar</w:t>
-      </w:r>
-      <w:proofErr w:type="spellEnd"/>
-      <w:r>
-        <w:rPr>
-          <w:u w:val="single"/>
-          <w:lang w:val="fi-FI"/>
-        </w:rPr>
-        <w:t xml:space="preserve"> </w:t>
-      </w:r>
-      <w:proofErr w:type="spellStart"/>
-      <w:r>
-        <w:rPr>
-          <w:u w:val="single"/>
-          <w:lang w:val="fi-FI"/>
-        </w:rPr>
-        <w:t>halaman</w:t>
-      </w:r>
-      <w:proofErr w:type="spellEnd"/>
-      <w:r>
-        <w:rPr>
-          <w:u w:val="single"/>
-          <w:lang w:val="fi-FI"/>
-        </w:rPr>
-        <w:t xml:space="preserve"> </w:t>
-      </w:r>
-      <w:proofErr w:type="spellStart"/>
-      <w:r>
-        <w:rPr>
-          <w:u w:val="single"/>
-          <w:lang w:val="fi-FI"/>
-        </w:rPr>
-        <w:t>yang</w:t>
-      </w:r>
-      <w:proofErr w:type="spellEnd"/>
-      <w:r>
-        <w:rPr>
-          <w:u w:val="single"/>
-          <w:lang w:val="fi-FI"/>
-        </w:rPr>
-        <w:t xml:space="preserve"> </w:t>
-      </w:r>
-      <w:proofErr w:type="spellStart"/>
-      <w:r>
-        <w:rPr>
-          <w:u w:val="single"/>
-          <w:lang w:val="fi-FI"/>
-        </w:rPr>
-        <w:t>standar</w:t>
-      </w:r>
-      <w:proofErr w:type="spellEnd"/>
-      <w:r>
-        <w:rPr>
-          <w:u w:val="single"/>
-          <w:lang w:val="fi-FI"/>
-        </w:rPr>
-        <w:t xml:space="preserve"> (</w:t>
-      </w:r>
-      <w:proofErr w:type="spellStart"/>
-      <w:r>
-        <w:rPr>
-          <w:u w:val="single"/>
-          <w:lang w:val="fi-FI"/>
-        </w:rPr>
-        <w:t>seperti</w:t>
-      </w:r>
-      <w:proofErr w:type="spellEnd"/>
-      <w:r>
-        <w:rPr>
-          <w:u w:val="single"/>
-          <w:lang w:val="fi-FI"/>
-        </w:rPr>
-        <w:t xml:space="preserve"> menu/</w:t>
-      </w:r>
-      <w:proofErr w:type="spellStart"/>
-      <w:r>
-        <w:rPr>
-          <w:u w:val="single"/>
-          <w:lang w:val="fi-FI"/>
-        </w:rPr>
-        <w:t>navbar</w:t>
-      </w:r>
-      <w:proofErr w:type="spellEnd"/>
-      <w:r>
-        <w:rPr>
-          <w:u w:val="single"/>
-          <w:lang w:val="fi-FI"/>
-        </w:rPr>
-        <w:t xml:space="preserve">), </w:t>
-      </w:r>
-      <w:proofErr w:type="spellStart"/>
-      <w:r>
-        <w:rPr>
-          <w:u w:val="single"/>
-          <w:lang w:val="fi-FI"/>
-        </w:rPr>
-        <w:t>dan</w:t>
-      </w:r>
-      <w:proofErr w:type="spellEnd"/>
-      <w:r>
-        <w:rPr>
-          <w:u w:val="single"/>
-          <w:lang w:val="fi-FI"/>
-        </w:rPr>
-        <w:t xml:space="preserve"> </w:t>
-      </w:r>
-      <w:proofErr w:type="spellStart"/>
-      <w:r>
-        <w:rPr>
-          <w:u w:val="single"/>
-          <w:lang w:val="fi-FI"/>
-        </w:rPr>
-        <w:t>router.push</w:t>
-      </w:r>
-      <w:proofErr w:type="spellEnd"/>
-      <w:r>
-        <w:rPr>
-          <w:u w:val="single"/>
-          <w:lang w:val="fi-FI"/>
-        </w:rPr>
-        <w:t xml:space="preserve">() </w:t>
-      </w:r>
-      <w:proofErr w:type="spellStart"/>
-      <w:r>
-        <w:rPr>
-          <w:u w:val="single"/>
-          <w:lang w:val="fi-FI"/>
-        </w:rPr>
-        <w:t>untuk</w:t>
-      </w:r>
-      <w:proofErr w:type="spellEnd"/>
-      <w:r>
-        <w:rPr>
-          <w:u w:val="single"/>
-          <w:lang w:val="fi-FI"/>
-        </w:rPr>
-        <w:t xml:space="preserve"> </w:t>
-      </w:r>
-      <w:proofErr w:type="spellStart"/>
-      <w:r>
-        <w:rPr>
-          <w:u w:val="single"/>
-          <w:lang w:val="fi-FI"/>
-        </w:rPr>
-        <w:t>navigasi</w:t>
-      </w:r>
-      <w:proofErr w:type="spellEnd"/>
-      <w:r>
-        <w:rPr>
-          <w:u w:val="single"/>
-          <w:lang w:val="fi-FI"/>
-        </w:rPr>
-        <w:t xml:space="preserve"> </w:t>
-      </w:r>
-      <w:proofErr w:type="spellStart"/>
-      <w:r>
-        <w:rPr>
-          <w:u w:val="single"/>
-          <w:lang w:val="fi-FI"/>
-        </w:rPr>
-        <w:t>yang</w:t>
-      </w:r>
-      <w:proofErr w:type="spellEnd"/>
-      <w:r>
-        <w:rPr>
-          <w:u w:val="single"/>
-          <w:lang w:val="fi-FI"/>
-        </w:rPr>
-        <w:t xml:space="preserve"> </w:t>
-      </w:r>
-      <w:proofErr w:type="spellStart"/>
-      <w:r>
-        <w:rPr>
-          <w:u w:val="single"/>
-          <w:lang w:val="fi-FI"/>
-        </w:rPr>
-        <w:t>dipicu</w:t>
-      </w:r>
-      <w:proofErr w:type="spellEnd"/>
-      <w:r>
-        <w:rPr>
-          <w:u w:val="single"/>
-          <w:lang w:val="fi-FI"/>
-        </w:rPr>
-        <w:t xml:space="preserve"> </w:t>
-      </w:r>
-      <w:proofErr w:type="spellStart"/>
-      <w:r>
-        <w:rPr>
-          <w:u w:val="single"/>
-          <w:lang w:val="fi-FI"/>
-        </w:rPr>
-        <w:t>oleh</w:t>
-      </w:r>
-      <w:proofErr w:type="spellEnd"/>
-      <w:r>
-        <w:rPr>
-          <w:u w:val="single"/>
-          <w:lang w:val="fi-FI"/>
-        </w:rPr>
-        <w:t xml:space="preserve"> </w:t>
-      </w:r>
-      <w:proofErr w:type="spellStart"/>
-      <w:r>
-        <w:rPr>
-          <w:u w:val="single"/>
-          <w:lang w:val="fi-FI"/>
-        </w:rPr>
-        <w:t>aksi</w:t>
-      </w:r>
-      <w:proofErr w:type="spellEnd"/>
-      <w:r>
-        <w:rPr>
-          <w:u w:val="single"/>
-          <w:lang w:val="fi-FI"/>
-        </w:rPr>
-        <w:t xml:space="preserve"> </w:t>
-      </w:r>
-      <w:proofErr w:type="spellStart"/>
-      <w:r>
-        <w:rPr>
-          <w:u w:val="single"/>
-          <w:lang w:val="fi-FI"/>
-        </w:rPr>
-        <w:t>tertentu</w:t>
-      </w:r>
-      <w:proofErr w:type="spellEnd"/>
-      <w:r>
-        <w:rPr>
-          <w:u w:val="single"/>
-          <w:lang w:val="fi-FI"/>
-        </w:rPr>
-        <w:t xml:space="preserve"> </w:t>
-      </w:r>
-      <w:proofErr w:type="spellStart"/>
-      <w:r>
-        <w:rPr>
-          <w:u w:val="single"/>
-          <w:lang w:val="fi-FI"/>
-        </w:rPr>
-        <w:t>atau</w:t>
-      </w:r>
-      <w:proofErr w:type="spellEnd"/>
-      <w:r>
-        <w:rPr>
-          <w:u w:val="single"/>
-          <w:lang w:val="fi-FI"/>
-        </w:rPr>
-        <w:t xml:space="preserve"> </w:t>
-      </w:r>
-      <w:proofErr w:type="spellStart"/>
-      <w:r>
-        <w:rPr>
-          <w:u w:val="single"/>
-          <w:lang w:val="fi-FI"/>
-        </w:rPr>
-        <w:t>fungsi</w:t>
-      </w:r>
-      <w:proofErr w:type="spellEnd"/>
-      <w:r>
-        <w:rPr>
-          <w:u w:val="single"/>
-          <w:lang w:val="fi-FI"/>
-        </w:rPr>
-        <w:t xml:space="preserve"> (</w:t>
-      </w:r>
-      <w:proofErr w:type="spellStart"/>
-      <w:r>
-        <w:rPr>
-          <w:u w:val="single"/>
-          <w:lang w:val="fi-FI"/>
-        </w:rPr>
-        <w:t>seperti</w:t>
-      </w:r>
-      <w:proofErr w:type="spellEnd"/>
-      <w:r>
-        <w:rPr>
-          <w:u w:val="single"/>
-          <w:lang w:val="fi-FI"/>
-        </w:rPr>
-        <w:t xml:space="preserve"> </w:t>
-      </w:r>
-      <w:proofErr w:type="spellStart"/>
-      <w:r>
-        <w:rPr>
-          <w:u w:val="single"/>
-          <w:lang w:val="fi-FI"/>
-        </w:rPr>
-        <w:t>setelah</w:t>
-      </w:r>
-      <w:proofErr w:type="spellEnd"/>
-      <w:r>
-        <w:rPr>
-          <w:u w:val="single"/>
-          <w:lang w:val="fi-FI"/>
-        </w:rPr>
-        <w:t xml:space="preserve"> </w:t>
-      </w:r>
-      <w:proofErr w:type="spellStart"/>
-      <w:r>
-        <w:rPr>
-          <w:u w:val="single"/>
-          <w:lang w:val="fi-FI"/>
-        </w:rPr>
-        <w:t>menekan</w:t>
-      </w:r>
-      <w:proofErr w:type="spellEnd"/>
-      <w:r>
-        <w:rPr>
-          <w:u w:val="single"/>
-          <w:lang w:val="fi-FI"/>
-        </w:rPr>
-        <w:t xml:space="preserve"> </w:t>
-      </w:r>
-      <w:proofErr w:type="spellStart"/>
-      <w:r>
-        <w:rPr>
-          <w:u w:val="single"/>
-          <w:lang w:val="fi-FI"/>
-        </w:rPr>
-        <w:t>tombol</w:t>
-      </w:r>
-      <w:proofErr w:type="spellEnd"/>
-      <w:r>
-        <w:rPr>
-          <w:u w:val="single"/>
-          <w:lang w:val="fi-FI"/>
-        </w:rPr>
-        <w:t xml:space="preserve"> </w:t>
-      </w:r>
-      <w:proofErr w:type="spellStart"/>
-      <w:r>
-        <w:rPr>
-          <w:u w:val="single"/>
-          <w:lang w:val="fi-FI"/>
-        </w:rPr>
-        <w:t>login</w:t>
-      </w:r>
-      <w:proofErr w:type="spellEnd"/>
-      <w:r>
-        <w:rPr>
-          <w:u w:val="single"/>
-          <w:lang w:val="fi-FI"/>
-        </w:rPr>
-        <w:t>).</w:t>
-      </w:r>
-    </w:p>
-    <w:p>
-      <w:r>
-        <w:t xml:space="preserve">4. </w:t>
-      </w:r>
-      <w:proofErr w:type="spellStart"/>
-      <w:r>
-        <w:t>Mengapa</w:t>
-      </w:r>
-      <w:proofErr w:type="spellEnd"/>
-      <w:r>
-        <w:t xml:space="preserve"> </w:t>
-      </w:r>
-      <w:proofErr w:type="spellStart"/>
-      <w:r>
-        <w:t>navigasi</w:t>
-      </w:r>
-      <w:proofErr w:type="spellEnd"/>
-      <w:r>
-        <w:t xml:space="preserve"> Next.js </w:t>
-      </w:r>
-      <w:proofErr w:type="spellStart"/>
-      <w:r>
-        <w:t>tidak</w:t>
-      </w:r>
-      <w:proofErr w:type="spellEnd"/>
-      <w:r>
-        <w:t xml:space="preserve"> me-refresh </w:t>
-      </w:r>
-      <w:proofErr w:type="spellStart"/>
-      <w:r>
-        <w:t>halaman</w:t>
-      </w:r>
-      <w:proofErr w:type="spellEnd"/>
-      <w:r>
-        <w:t>?</w:t>
-      </w:r>
-    </w:p>
-    <w:p>
-      <w:pPr>
-        <w:rPr>
-          <w:u w:val="single"/>
-        </w:rPr>
-      </w:pPr>
-      <w:r>
-        <w:rPr>
-          <w:u w:val="single"/>
-        </w:rPr>
-        <w:t>K</w:t>
-      </w:r>
-      <w:r>
-        <w:rPr>
-          <w:u w:val="single"/>
-        </w:rPr>
-        <w:t xml:space="preserve">arena </w:t>
-      </w:r>
-      <w:proofErr w:type="spellStart"/>
-      <w:r>
-        <w:rPr>
-          <w:u w:val="single"/>
-        </w:rPr>
-        <w:t>ia</w:t>
-      </w:r>
-      <w:proofErr w:type="spellEnd"/>
-      <w:r>
-        <w:rPr>
-          <w:u w:val="single"/>
-        </w:rPr>
-        <w:t xml:space="preserve"> </w:t>
-      </w:r>
-      <w:proofErr w:type="spellStart"/>
-      <w:r>
-        <w:rPr>
-          <w:u w:val="single"/>
-        </w:rPr>
-        <w:t>menggunakan</w:t>
-      </w:r>
-      <w:proofErr w:type="spellEnd"/>
-      <w:r>
-        <w:rPr>
-          <w:u w:val="single"/>
-        </w:rPr>
-        <w:t xml:space="preserve"> </w:t>
-      </w:r>
-      <w:proofErr w:type="spellStart"/>
-      <w:r>
-        <w:rPr>
-          <w:u w:val="single"/>
-        </w:rPr>
-        <w:t>konsep</w:t>
-      </w:r>
-      <w:proofErr w:type="spellEnd"/>
-      <w:r>
-        <w:rPr>
-          <w:u w:val="single"/>
-        </w:rPr>
-        <w:t xml:space="preserve"> Client-side Navigation yang </w:t>
-      </w:r>
-      <w:proofErr w:type="spellStart"/>
-      <w:r>
-        <w:rPr>
-          <w:u w:val="single"/>
-        </w:rPr>
-        <w:t>hanya</w:t>
-      </w:r>
-      <w:proofErr w:type="spellEnd"/>
-      <w:r>
-        <w:rPr>
-          <w:u w:val="single"/>
-        </w:rPr>
-        <w:t xml:space="preserve"> </w:t>
-      </w:r>
-      <w:proofErr w:type="spellStart"/>
-      <w:r>
-        <w:rPr>
-          <w:u w:val="single"/>
-        </w:rPr>
-        <w:t>memperbarui</w:t>
-      </w:r>
-      <w:proofErr w:type="spellEnd"/>
-      <w:r>
-        <w:rPr>
-          <w:u w:val="single"/>
-        </w:rPr>
-        <w:t xml:space="preserve"> </w:t>
-      </w:r>
-      <w:proofErr w:type="spellStart"/>
-      <w:r>
-        <w:rPr>
-          <w:u w:val="single"/>
-        </w:rPr>
-        <w:t>konten</w:t>
-      </w:r>
-      <w:proofErr w:type="spellEnd"/>
-      <w:r>
-        <w:rPr>
-          <w:u w:val="single"/>
-        </w:rPr>
-        <w:t xml:space="preserve"> yang </w:t>
-      </w:r>
-      <w:proofErr w:type="spellStart"/>
-      <w:r>
-        <w:rPr>
-          <w:u w:val="single"/>
-        </w:rPr>
-        <w:t>berubah</w:t>
-      </w:r>
-      <w:proofErr w:type="spellEnd"/>
-      <w:r>
-        <w:rPr>
-          <w:u w:val="single"/>
-        </w:rPr>
-        <w:t xml:space="preserve"> </w:t>
-      </w:r>
-      <w:proofErr w:type="spellStart"/>
-      <w:r>
-        <w:rPr>
-          <w:u w:val="single"/>
-        </w:rPr>
-        <w:t>tanpa</w:t>
-      </w:r>
-      <w:proofErr w:type="spellEnd"/>
-      <w:r>
-        <w:rPr>
-          <w:u w:val="single"/>
-        </w:rPr>
-        <w:t xml:space="preserve"> </w:t>
-      </w:r>
-      <w:proofErr w:type="spellStart"/>
-      <w:r>
-        <w:rPr>
-          <w:u w:val="single"/>
-        </w:rPr>
-        <w:t>mengunduh</w:t>
-      </w:r>
-      <w:proofErr w:type="spellEnd"/>
-      <w:r>
-        <w:rPr>
-          <w:u w:val="single"/>
-        </w:rPr>
-        <w:t xml:space="preserve"> </w:t>
-      </w:r>
-      <w:proofErr w:type="spellStart"/>
-      <w:r>
-        <w:rPr>
-          <w:u w:val="single"/>
-        </w:rPr>
-        <w:t>ulang</w:t>
-      </w:r>
-      <w:proofErr w:type="spellEnd"/>
-      <w:r>
-        <w:rPr>
-          <w:u w:val="single"/>
-        </w:rPr>
-        <w:t xml:space="preserve"> </w:t>
-      </w:r>
-      <w:proofErr w:type="spellStart"/>
-      <w:r>
-        <w:rPr>
-          <w:u w:val="single"/>
-        </w:rPr>
-        <w:t>seluruh</w:t>
-      </w:r>
-      <w:proofErr w:type="spellEnd"/>
-      <w:r>
-        <w:rPr>
-          <w:u w:val="single"/>
-        </w:rPr>
-        <w:t xml:space="preserve"> </w:t>
-      </w:r>
-      <w:proofErr w:type="spellStart"/>
-      <w:r>
-        <w:rPr>
-          <w:u w:val="single"/>
-        </w:rPr>
-        <w:t>aset</w:t>
-      </w:r>
-      <w:proofErr w:type="spellEnd"/>
-      <w:r>
-        <w:rPr>
-          <w:u w:val="single"/>
-        </w:rPr>
-        <w:t xml:space="preserve"> </w:t>
-      </w:r>
-      <w:proofErr w:type="spellStart"/>
-      <w:r>
-        <w:rPr>
-          <w:u w:val="single"/>
-        </w:rPr>
-        <w:t>halaman</w:t>
-      </w:r>
-      <w:proofErr w:type="spellEnd"/>
-      <w:r>
-        <w:rPr>
-          <w:u w:val="single"/>
-        </w:rPr>
-        <w:t xml:space="preserve"> </w:t>
-      </w:r>
-      <w:proofErr w:type="spellStart"/>
-      <w:r>
-        <w:rPr>
-          <w:u w:val="single"/>
-        </w:rPr>
-        <w:t>dari</w:t>
-      </w:r>
-      <w:proofErr w:type="spellEnd"/>
-      <w:r>
-        <w:rPr>
-          <w:u w:val="single"/>
-        </w:rPr>
-        <w:t xml:space="preserve"> </w:t>
-      </w:r>
-      <w:proofErr w:type="spellStart"/>
-      <w:r>
-        <w:rPr>
-          <w:u w:val="single"/>
-        </w:rPr>
-        <w:t>awal</w:t>
-      </w:r>
-      <w:proofErr w:type="spellEnd"/>
-      <w:r>
-        <w:rPr>
-          <w:u w:val="single"/>
-        </w:rPr>
-        <w:t>.</w:t>
-      </w:r>
     </w:p>
     <w:p>
       <w:pPr>
@@ -4112,6 +871,9 @@
         </w:rPr>
       </w:pPr>
       <w:r>
+        <w:rPr>
+          <w:noProof/>
+        </w:rPr>
         <w:drawing>
           <wp:inline distT="0" distB="0" distL="0" distR="0" wp14:anchorId="6A637A18" wp14:editId="69D5A7AF">
             <wp:extent cx="4320000" cy="6052016"/>
@@ -4128,7 +890,7 @@
                     <pic:cNvPicPr/>
                   </pic:nvPicPr>
                   <pic:blipFill>
-                    <a:blip r:embed="rId36"/>
+                    <a:blip r:embed="rId15"/>
                     <a:stretch>
                       <a:fillRect/>
                     </a:stretch>
@@ -4156,6 +918,9 @@
     </w:p>
     <w:p>
       <w:r>
+        <w:rPr>
+          <w:noProof/>
+        </w:rPr>
         <w:lastRenderedPageBreak/>
         <w:drawing>
           <wp:inline distT="0" distB="0" distL="0" distR="0" wp14:anchorId="40335BC2" wp14:editId="092D09EA">
@@ -4173,7 +938,7 @@
                     <pic:cNvPicPr/>
                   </pic:nvPicPr>
                   <pic:blipFill>
-                    <a:blip r:embed="rId37"/>
+                    <a:blip r:embed="rId16"/>
                     <a:stretch>
                       <a:fillRect/>
                     </a:stretch>
@@ -4221,6 +986,9 @@
     </w:p>
     <w:p>
       <w:r>
+        <w:rPr>
+          <w:noProof/>
+        </w:rPr>
         <w:drawing>
           <wp:inline distT="0" distB="0" distL="0" distR="0" wp14:anchorId="35583E72" wp14:editId="1F987C2E">
             <wp:extent cx="4320000" cy="2634923"/>
@@ -4237,7 +1005,7 @@
                     <pic:cNvPicPr/>
                   </pic:nvPicPr>
                   <pic:blipFill>
-                    <a:blip r:embed="rId38"/>
+                    <a:blip r:embed="rId17"/>
                     <a:stretch>
                       <a:fillRect/>
                     </a:stretch>
@@ -4267,6 +1035,9 @@
     </w:p>
     <w:p>
       <w:r>
+        <w:rPr>
+          <w:noProof/>
+        </w:rPr>
         <w:drawing>
           <wp:inline distT="0" distB="0" distL="0" distR="0" wp14:anchorId="5CE57CA4" wp14:editId="2157B10A">
             <wp:extent cx="4320000" cy="2996308"/>
@@ -4283,7 +1054,7 @@
                     <pic:cNvPicPr/>
                   </pic:nvPicPr>
                   <pic:blipFill>
-                    <a:blip r:embed="rId39"/>
+                    <a:blip r:embed="rId18"/>
                     <a:stretch>
                       <a:fillRect/>
                     </a:stretch>
@@ -4311,6 +1082,9 @@
     </w:p>
     <w:p>
       <w:r>
+        <w:rPr>
+          <w:noProof/>
+        </w:rPr>
         <w:lastRenderedPageBreak/>
         <w:drawing>
           <wp:inline distT="0" distB="0" distL="0" distR="0" wp14:anchorId="48233218" wp14:editId="622CC449">
@@ -4328,7 +1102,7 @@
                     <pic:cNvPicPr/>
                   </pic:nvPicPr>
                   <pic:blipFill>
-                    <a:blip r:embed="rId40"/>
+                    <a:blip r:embed="rId19"/>
                     <a:stretch>
                       <a:fillRect/>
                     </a:stretch>
@@ -4389,6 +1163,9 @@
     </w:p>
     <w:p>
       <w:r>
+        <w:rPr>
+          <w:noProof/>
+        </w:rPr>
         <w:drawing>
           <wp:inline distT="0" distB="0" distL="0" distR="0" wp14:anchorId="41037793" wp14:editId="07041393">
             <wp:extent cx="4320000" cy="1969846"/>
@@ -4405,7 +1182,7 @@
                     <pic:cNvPicPr/>
                   </pic:nvPicPr>
                   <pic:blipFill>
-                    <a:blip r:embed="rId41"/>
+                    <a:blip r:embed="rId20"/>
                     <a:stretch>
                       <a:fillRect/>
                     </a:stretch>
@@ -4435,6 +1212,9 @@
     </w:p>
     <w:p>
       <w:r>
+        <w:rPr>
+          <w:noProof/>
+        </w:rPr>
         <w:drawing>
           <wp:inline distT="0" distB="0" distL="0" distR="0" wp14:anchorId="47235005" wp14:editId="6B2836DC">
             <wp:extent cx="4320000" cy="2494615"/>
@@ -4451,7 +1231,7 @@
                     <pic:cNvPicPr/>
                   </pic:nvPicPr>
                   <pic:blipFill>
-                    <a:blip r:embed="rId42"/>
+                    <a:blip r:embed="rId21"/>
                     <a:stretch>
                       <a:fillRect/>
                     </a:stretch>
@@ -4480,6 +1260,9 @@
     </w:p>
     <w:p>
       <w:r>
+        <w:rPr>
+          <w:noProof/>
+        </w:rPr>
         <w:drawing>
           <wp:inline distT="0" distB="0" distL="0" distR="0" wp14:anchorId="6069148F" wp14:editId="2E8E9A5D">
             <wp:extent cx="4320000" cy="2701846"/>
@@ -4496,7 +1279,7 @@
                     <pic:cNvPicPr/>
                   </pic:nvPicPr>
                   <pic:blipFill>
-                    <a:blip r:embed="rId43"/>
+                    <a:blip r:embed="rId22"/>
                     <a:stretch>
                       <a:fillRect/>
                     </a:stretch>
@@ -4565,6 +1348,9 @@
     </w:p>
     <w:p>
       <w:r>
+        <w:rPr>
+          <w:noProof/>
+        </w:rPr>
         <w:drawing>
           <wp:inline distT="0" distB="0" distL="0" distR="0" wp14:anchorId="67F6BF9D" wp14:editId="193CCDA5">
             <wp:extent cx="4320000" cy="3701538"/>
@@ -4581,7 +1367,7 @@
                     <pic:cNvPicPr/>
                   </pic:nvPicPr>
                   <pic:blipFill>
-                    <a:blip r:embed="rId44"/>
+                    <a:blip r:embed="rId23"/>
                     <a:stretch>
                       <a:fillRect/>
                     </a:stretch>
@@ -4609,6 +1395,9 @@
     </w:p>
     <w:p>
       <w:r>
+        <w:rPr>
+          <w:noProof/>
+        </w:rPr>
         <w:lastRenderedPageBreak/>
         <w:drawing>
           <wp:inline distT="0" distB="0" distL="0" distR="0" wp14:anchorId="7AF2BB9C" wp14:editId="7CB446A0">
@@ -4626,7 +1415,7 @@
                     <pic:cNvPicPr/>
                   </pic:nvPicPr>
                   <pic:blipFill>
-                    <a:blip r:embed="rId45"/>
+                    <a:blip r:embed="rId24"/>
                     <a:stretch>
                       <a:fillRect/>
                     </a:stretch>
@@ -4654,6 +1443,9 @@
     </w:p>
     <w:p>
       <w:r>
+        <w:rPr>
+          <w:noProof/>
+        </w:rPr>
         <w:drawing>
           <wp:inline distT="0" distB="0" distL="0" distR="0" wp14:anchorId="222C03DB" wp14:editId="4D2FF95C">
             <wp:extent cx="4320000" cy="1751538"/>
@@ -4670,7 +1462,7 @@
                     <pic:cNvPicPr/>
                   </pic:nvPicPr>
                   <pic:blipFill>
-                    <a:blip r:embed="rId46"/>
+                    <a:blip r:embed="rId25"/>
                     <a:stretch>
                       <a:fillRect/>
                     </a:stretch>
@@ -4734,6 +1526,9 @@
     </w:p>
     <w:p>
       <w:r>
+        <w:rPr>
+          <w:noProof/>
+        </w:rPr>
         <w:drawing>
           <wp:inline distT="0" distB="0" distL="0" distR="0" wp14:anchorId="77226A76" wp14:editId="5C4F6BA4">
             <wp:extent cx="1440000" cy="2386983"/>
@@ -4750,7 +1545,7 @@
                     <pic:cNvPicPr/>
                   </pic:nvPicPr>
                   <pic:blipFill>
-                    <a:blip r:embed="rId47"/>
+                    <a:blip r:embed="rId26"/>
                     <a:stretch>
                       <a:fillRect/>
                     </a:stretch>
@@ -4781,6 +1576,9 @@
     </w:p>
     <w:p>
       <w:r>
+        <w:rPr>
+          <w:noProof/>
+        </w:rPr>
         <w:drawing>
           <wp:inline distT="0" distB="0" distL="0" distR="0" wp14:anchorId="444385EB" wp14:editId="1EDB8BA7">
             <wp:extent cx="4320000" cy="1969846"/>
@@ -4797,7 +1595,7 @@
                     <pic:cNvPicPr/>
                   </pic:nvPicPr>
                   <pic:blipFill>
-                    <a:blip r:embed="rId41"/>
+                    <a:blip r:embed="rId20"/>
                     <a:stretch>
                       <a:fillRect/>
                     </a:stretch>
@@ -4830,6 +1628,9 @@
     </w:p>
     <w:p>
       <w:r>
+        <w:rPr>
+          <w:noProof/>
+        </w:rPr>
         <w:drawing>
           <wp:inline distT="0" distB="0" distL="0" distR="0" wp14:anchorId="331E7ED2" wp14:editId="6126FB60">
             <wp:extent cx="1080000" cy="468679"/>
@@ -4846,7 +1647,7 @@
                     <pic:cNvPicPr/>
                   </pic:nvPicPr>
                   <pic:blipFill>
-                    <a:blip r:embed="rId48"/>
+                    <a:blip r:embed="rId27"/>
                     <a:stretch>
                       <a:fillRect/>
                     </a:stretch>
@@ -4887,6 +1688,9 @@
     </w:p>
     <w:p>
       <w:r>
+        <w:rPr>
+          <w:noProof/>
+        </w:rPr>
         <w:drawing>
           <wp:inline distT="0" distB="0" distL="0" distR="0" wp14:anchorId="163E7DDE" wp14:editId="4227373B">
             <wp:extent cx="4320000" cy="2753538"/>
@@ -4903,7 +1707,7 @@
                     <pic:cNvPicPr/>
                   </pic:nvPicPr>
                   <pic:blipFill>
-                    <a:blip r:embed="rId49"/>
+                    <a:blip r:embed="rId28"/>
                     <a:stretch>
                       <a:fillRect/>
                     </a:stretch>
@@ -4944,6 +1748,9 @@
     </w:p>
     <w:p>
       <w:r>
+        <w:rPr>
+          <w:noProof/>
+        </w:rPr>
         <w:lastRenderedPageBreak/>
         <w:drawing>
           <wp:inline distT="0" distB="0" distL="0" distR="0" wp14:anchorId="77010A8E" wp14:editId="10A3706C">
@@ -4961,7 +1768,7 @@
                     <pic:cNvPicPr/>
                   </pic:nvPicPr>
                   <pic:blipFill>
-                    <a:blip r:embed="rId50"/>
+                    <a:blip r:embed="rId29"/>
                     <a:stretch>
                       <a:fillRect/>
                     </a:stretch>
@@ -4989,6 +1796,9 @@
     </w:p>
     <w:p>
       <w:r>
+        <w:rPr>
+          <w:noProof/>
+        </w:rPr>
         <w:drawing>
           <wp:inline distT="0" distB="0" distL="0" distR="0" wp14:anchorId="17AF6063" wp14:editId="28CB4D91">
             <wp:extent cx="4320000" cy="2750308"/>
@@ -5005,7 +1815,7 @@
                     <pic:cNvPicPr/>
                   </pic:nvPicPr>
                   <pic:blipFill>
-                    <a:blip r:embed="rId51"/>
+                    <a:blip r:embed="rId30"/>
                     <a:stretch>
                       <a:fillRect/>
                     </a:stretch>
@@ -5061,6 +1871,9 @@
     </w:p>
     <w:p>
       <w:r>
+        <w:rPr>
+          <w:noProof/>
+        </w:rPr>
         <w:drawing>
           <wp:inline distT="0" distB="0" distL="0" distR="0" wp14:anchorId="5A8280C6" wp14:editId="3E0EB8F6">
             <wp:extent cx="4320000" cy="425077"/>
@@ -5077,7 +1890,7 @@
                     <pic:cNvPicPr/>
                   </pic:nvPicPr>
                   <pic:blipFill>
-                    <a:blip r:embed="rId52"/>
+                    <a:blip r:embed="rId31"/>
                     <a:stretch>
                       <a:fillRect/>
                     </a:stretch>
@@ -5142,6 +1955,9 @@
     </w:p>
     <w:p>
       <w:r>
+        <w:rPr>
+          <w:noProof/>
+        </w:rPr>
         <w:drawing>
           <wp:inline distT="0" distB="0" distL="0" distR="0" wp14:anchorId="0EC853C7" wp14:editId="11AA564B">
             <wp:extent cx="4320000" cy="1546615"/>
@@ -5158,7 +1974,7 @@
                     <pic:cNvPicPr/>
                   </pic:nvPicPr>
                   <pic:blipFill>
-                    <a:blip r:embed="rId53"/>
+                    <a:blip r:embed="rId32"/>
                     <a:stretch>
                       <a:fillRect/>
                     </a:stretch>
@@ -5199,6 +2015,9 @@
     </w:p>
     <w:p>
       <w:r>
+        <w:rPr>
+          <w:noProof/>
+        </w:rPr>
         <w:drawing>
           <wp:inline distT="0" distB="0" distL="0" distR="0" wp14:anchorId="38CF4C04" wp14:editId="64D8B502">
             <wp:extent cx="4320000" cy="1789385"/>
@@ -5215,7 +2034,7 @@
                     <pic:cNvPicPr/>
                   </pic:nvPicPr>
                   <pic:blipFill>
-                    <a:blip r:embed="rId54"/>
+                    <a:blip r:embed="rId33"/>
                     <a:stretch>
                       <a:fillRect/>
                     </a:stretch>
@@ -5243,6 +2062,9 @@
     </w:p>
     <w:p>
       <w:r>
+        <w:rPr>
+          <w:noProof/>
+        </w:rPr>
         <w:drawing>
           <wp:inline distT="0" distB="0" distL="0" distR="0" wp14:anchorId="24C770D6" wp14:editId="6695B14F">
             <wp:extent cx="4320000" cy="1515692"/>
@@ -5259,7 +2081,7 @@
                     <pic:cNvPicPr/>
                   </pic:nvPicPr>
                   <pic:blipFill>
-                    <a:blip r:embed="rId55"/>
+                    <a:blip r:embed="rId34"/>
                     <a:stretch>
                       <a:fillRect/>
                     </a:stretch>
@@ -5306,6 +2128,7 @@
         <w:rPr>
           <w:b/>
           <w:bCs/>
+          <w:noProof/>
         </w:rPr>
         <w:drawing>
           <wp:inline distT="0" distB="0" distL="0" distR="0" wp14:anchorId="35612194" wp14:editId="11BA700A">
@@ -5323,7 +2146,7 @@
                     <pic:cNvPicPr/>
                   </pic:nvPicPr>
                   <pic:blipFill>
-                    <a:blip r:embed="rId56"/>
+                    <a:blip r:embed="rId35"/>
                     <a:stretch>
                       <a:fillRect/>
                     </a:stretch>
@@ -5346,6 +2169,9 @@
     </w:p>
     <w:p>
       <w:r>
+        <w:rPr>
+          <w:noProof/>
+        </w:rPr>
         <w:lastRenderedPageBreak/>
         <w:drawing>
           <wp:inline distT="0" distB="0" distL="0" distR="0" wp14:anchorId="3EECA366" wp14:editId="22E8CD1E">
@@ -5363,7 +2189,7 @@
                     <pic:cNvPicPr/>
                   </pic:nvPicPr>
                   <pic:blipFill>
-                    <a:blip r:embed="rId57"/>
+                    <a:blip r:embed="rId36"/>
                     <a:stretch>
                       <a:fillRect/>
                     </a:stretch>
@@ -5395,6 +2221,9 @@
     </w:p>
     <w:p>
       <w:r>
+        <w:rPr>
+          <w:noProof/>
+        </w:rPr>
         <w:drawing>
           <wp:inline distT="0" distB="0" distL="0" distR="0" wp14:anchorId="38661C98" wp14:editId="3970988C">
             <wp:extent cx="4320000" cy="2139231"/>
@@ -5411,7 +2240,7 @@
                     <pic:cNvPicPr/>
                   </pic:nvPicPr>
                   <pic:blipFill>
-                    <a:blip r:embed="rId58"/>
+                    <a:blip r:embed="rId37"/>
                     <a:stretch>
                       <a:fillRect/>
                     </a:stretch>
@@ -5449,6 +2278,9 @@
     </w:p>
     <w:p>
       <w:r>
+        <w:rPr>
+          <w:noProof/>
+        </w:rPr>
         <w:drawing>
           <wp:inline distT="0" distB="0" distL="0" distR="0" wp14:anchorId="7D6FD9E5" wp14:editId="1C5579E5">
             <wp:extent cx="4320000" cy="1185692"/>
@@ -5465,7 +2297,7 @@
                     <pic:cNvPicPr/>
                   </pic:nvPicPr>
                   <pic:blipFill>
-                    <a:blip r:embed="rId59"/>
+                    <a:blip r:embed="rId38"/>
                     <a:stretch>
                       <a:fillRect/>
                     </a:stretch>
@@ -5508,6 +2340,9 @@
     </w:p>
     <w:p>
       <w:r>
+        <w:rPr>
+          <w:noProof/>
+        </w:rPr>
         <w:drawing>
           <wp:inline distT="0" distB="0" distL="0" distR="0" wp14:anchorId="57008E0A" wp14:editId="5C2D5F14">
             <wp:extent cx="4320000" cy="1882154"/>
@@ -5524,7 +2359,7 @@
                     <pic:cNvPicPr/>
                   </pic:nvPicPr>
                   <pic:blipFill>
-                    <a:blip r:embed="rId60"/>
+                    <a:blip r:embed="rId39"/>
                     <a:stretch>
                       <a:fillRect/>
                     </a:stretch>
@@ -5555,6 +2390,9 @@
     </w:p>
     <w:p>
       <w:r>
+        <w:rPr>
+          <w:noProof/>
+        </w:rPr>
         <w:lastRenderedPageBreak/>
         <w:drawing>
           <wp:inline distT="0" distB="0" distL="0" distR="0" wp14:anchorId="7BEDA739" wp14:editId="0B363BA0">
@@ -5572,7 +2410,7 @@
                     <pic:cNvPicPr/>
                   </pic:nvPicPr>
                   <pic:blipFill>
-                    <a:blip r:embed="rId61"/>
+                    <a:blip r:embed="rId40"/>
                     <a:stretch>
                       <a:fillRect/>
                     </a:stretch>
@@ -5618,6 +2456,9 @@
     </w:p>
     <w:p>
       <w:r>
+        <w:rPr>
+          <w:noProof/>
+        </w:rPr>
         <w:drawing>
           <wp:inline distT="0" distB="0" distL="0" distR="0" wp14:anchorId="68B89F72" wp14:editId="64229947">
             <wp:extent cx="4320000" cy="1789385"/>
@@ -5634,7 +2475,7 @@
                     <pic:cNvPicPr/>
                   </pic:nvPicPr>
                   <pic:blipFill>
-                    <a:blip r:embed="rId62"/>
+                    <a:blip r:embed="rId41"/>
                     <a:stretch>
                       <a:fillRect/>
                     </a:stretch>
@@ -5667,6 +2508,9 @@
     </w:p>
     <w:p>
       <w:r>
+        <w:rPr>
+          <w:noProof/>
+        </w:rPr>
         <w:lastRenderedPageBreak/>
         <w:drawing>
           <wp:inline distT="0" distB="0" distL="0" distR="0" wp14:anchorId="6FC6CE2C" wp14:editId="40F09642">
@@ -5684,7 +2528,7 @@
                     <pic:cNvPicPr/>
                   </pic:nvPicPr>
                   <pic:blipFill>
-                    <a:blip r:embed="rId63"/>
+                    <a:blip r:embed="rId42"/>
                     <a:stretch>
                       <a:fillRect/>
                     </a:stretch>
@@ -5712,6 +2556,9 @@
     </w:p>
     <w:p>
       <w:r>
+        <w:rPr>
+          <w:noProof/>
+        </w:rPr>
         <w:drawing>
           <wp:inline distT="0" distB="0" distL="0" distR="0" wp14:anchorId="281F098C" wp14:editId="46C02879">
             <wp:extent cx="4320000" cy="1350462"/>
@@ -5728,7 +2575,7 @@
                     <pic:cNvPicPr/>
                   </pic:nvPicPr>
                   <pic:blipFill>
-                    <a:blip r:embed="rId64"/>
+                    <a:blip r:embed="rId43"/>
                     <a:stretch>
                       <a:fillRect/>
                     </a:stretch>
@@ -5750,32 +2597,27 @@
       </w:r>
     </w:p>
     <w:p>
-      <w:pPr>
+      <w:proofErr w:type="spellStart"/>
+      <w:r>
+        <w:t>Contoh</w:t>
+      </w:r>
+      <w:proofErr w:type="spellEnd"/>
+      <w:r>
+        <w:t xml:space="preserve"> </w:t>
+      </w:r>
+      <w:proofErr w:type="spellStart"/>
+      <w:r>
+        <w:t>Penggunaan</w:t>
+      </w:r>
+      <w:proofErr w:type="spellEnd"/>
+      <w:r>
         <w:rPr>
           <w:rFonts w:hint="eastAsia"/>
         </w:rPr>
-      </w:pPr>
-      <w:proofErr w:type="spellStart"/>
-      <w:r>
-        <w:t>Contoh</w:t>
-      </w:r>
-      <w:proofErr w:type="spellEnd"/>
-      <w:r>
         <w:t xml:space="preserve"> </w:t>
       </w:r>
       <w:proofErr w:type="spellStart"/>
       <w:r>
-        <w:t>Penggunaan</w:t>
-      </w:r>
-      <w:proofErr w:type="spellEnd"/>
-      <w:r>
-        <w:rPr>
-          <w:rFonts w:hint="eastAsia"/>
-        </w:rPr>
-        <w:t xml:space="preserve"> </w:t>
-      </w:r>
-      <w:proofErr w:type="spellStart"/>
-      <w:r>
         <w:t>index.tsx</w:t>
       </w:r>
       <w:proofErr w:type="spellEnd"/>
@@ -5785,6 +2627,9 @@
     </w:p>
     <w:p>
       <w:r>
+        <w:rPr>
+          <w:noProof/>
+        </w:rPr>
         <w:drawing>
           <wp:inline distT="0" distB="0" distL="0" distR="0" wp14:anchorId="0A1D04B4" wp14:editId="1172AA50">
             <wp:extent cx="4320000" cy="662769"/>
@@ -5801,7 +2646,7 @@
                     <pic:cNvPicPr/>
                   </pic:nvPicPr>
                   <pic:blipFill>
-                    <a:blip r:embed="rId65"/>
+                    <a:blip r:embed="rId44"/>
                     <a:stretch>
                       <a:fillRect/>
                     </a:stretch>
@@ -5832,6 +2677,9 @@
     </w:p>
     <w:p>
       <w:r>
+        <w:rPr>
+          <w:noProof/>
+        </w:rPr>
         <w:lastRenderedPageBreak/>
         <w:drawing>
           <wp:inline distT="0" distB="0" distL="0" distR="0" wp14:anchorId="08D0A16E" wp14:editId="1697CE60">
@@ -5849,7 +2697,7 @@
                     <pic:cNvPicPr/>
                   </pic:nvPicPr>
                   <pic:blipFill>
-                    <a:blip r:embed="rId66"/>
+                    <a:blip r:embed="rId45"/>
                     <a:stretch>
                       <a:fillRect/>
                     </a:stretch>
@@ -5955,34 +2803,32 @@
       </w:r>
     </w:p>
     <w:p>
-      <w:pPr>
+      <w:r>
         <w:rPr>
           <w:rFonts w:hint="eastAsia"/>
         </w:rPr>
-      </w:pPr>
+        <w:t>/pages/</w:t>
+      </w:r>
+      <w:proofErr w:type="spellStart"/>
       <w:r>
         <w:rPr>
           <w:rFonts w:hint="eastAsia"/>
         </w:rPr>
-        <w:t>/pages/</w:t>
-      </w:r>
-      <w:proofErr w:type="spellStart"/>
+        <w:t>src</w:t>
+      </w:r>
+      <w:proofErr w:type="spellEnd"/>
       <w:r>
         <w:rPr>
           <w:rFonts w:hint="eastAsia"/>
         </w:rPr>
-        <w:t>src</w:t>
-      </w:r>
-      <w:proofErr w:type="spellEnd"/>
-      <w:r>
-        <w:rPr>
-          <w:rFonts w:hint="eastAsia"/>
-        </w:rPr>
         <w:t>/auth</w:t>
       </w:r>
     </w:p>
     <w:p>
       <w:r>
+        <w:rPr>
+          <w:noProof/>
+        </w:rPr>
         <w:drawing>
           <wp:inline distT="0" distB="0" distL="0" distR="0" wp14:anchorId="0B457163" wp14:editId="4146F3CF">
             <wp:extent cx="4320000" cy="2490000"/>
@@ -5999,7 +2845,7 @@
                     <pic:cNvPicPr/>
                   </pic:nvPicPr>
                   <pic:blipFill>
-                    <a:blip r:embed="rId67"/>
+                    <a:blip r:embed="rId46"/>
                     <a:stretch>
                       <a:fillRect/>
                     </a:stretch>
@@ -6021,20 +2867,18 @@
       </w:r>
     </w:p>
     <w:p>
-      <w:pPr>
+      <w:r>
         <w:rPr>
           <w:rFonts w:hint="eastAsia"/>
         </w:rPr>
-      </w:pPr>
-      <w:r>
-        <w:rPr>
-          <w:rFonts w:hint="eastAsia"/>
-        </w:rPr>
         <w:t>/views/auth/register</w:t>
       </w:r>
     </w:p>
     <w:p>
       <w:r>
+        <w:rPr>
+          <w:noProof/>
+        </w:rPr>
         <w:lastRenderedPageBreak/>
         <w:drawing>
           <wp:inline distT="0" distB="0" distL="0" distR="0" wp14:anchorId="4164FCA0" wp14:editId="1E003F1D">
@@ -6052,7 +2896,7 @@
                     <pic:cNvPicPr/>
                   </pic:nvPicPr>
                   <pic:blipFill>
-                    <a:blip r:embed="rId68"/>
+                    <a:blip r:embed="rId47"/>
                     <a:stretch>
                       <a:fillRect/>
                     </a:stretch>
@@ -6075,6 +2919,9 @@
     </w:p>
     <w:p>
       <w:r>
+        <w:rPr>
+          <w:noProof/>
+        </w:rPr>
         <w:drawing>
           <wp:inline distT="0" distB="0" distL="0" distR="0" wp14:anchorId="2B3AEB11" wp14:editId="2A31CDCA">
             <wp:extent cx="4320000" cy="2128615"/>
@@ -6091,7 +2938,7 @@
                     <pic:cNvPicPr/>
                   </pic:nvPicPr>
                   <pic:blipFill>
-                    <a:blip r:embed="rId69"/>
+                    <a:blip r:embed="rId48"/>
                     <a:stretch>
                       <a:fillRect/>
                     </a:stretch>
@@ -6114,6 +2961,9 @@
     </w:p>
     <w:p>
       <w:r>
+        <w:rPr>
+          <w:noProof/>
+        </w:rPr>
         <w:drawing>
           <wp:inline distT="0" distB="0" distL="0" distR="0" wp14:anchorId="679C518D" wp14:editId="415BCF0B">
             <wp:extent cx="4320000" cy="1910769"/>
@@ -6130,7 +2980,7 @@
                     <pic:cNvPicPr/>
                   </pic:nvPicPr>
                   <pic:blipFill>
-                    <a:blip r:embed="rId70"/>
+                    <a:blip r:embed="rId49"/>
                     <a:stretch>
                       <a:fillRect/>
                     </a:stretch>
@@ -6160,12 +3010,10 @@
       </w:r>
     </w:p>
     <w:p>
-      <w:pPr>
-        <w:rPr>
-          <w:rFonts w:hint="eastAsia"/>
-        </w:rPr>
-      </w:pPr>
-      <w:r>
+      <w:r>
+        <w:rPr>
+          <w:noProof/>
+        </w:rPr>
         <w:lastRenderedPageBreak/>
         <w:drawing>
           <wp:inline distT="0" distB="0" distL="0" distR="0" wp14:anchorId="411D3366" wp14:editId="4AA9E209">
@@ -6183,7 +3031,7 @@
                     <pic:cNvPicPr/>
                   </pic:nvPicPr>
                   <pic:blipFill>
-                    <a:blip r:embed="rId71"/>
+                    <a:blip r:embed="rId50"/>
                     <a:stretch>
                       <a:fillRect/>
                     </a:stretch>
@@ -6258,6 +3106,9 @@
     </w:p>
     <w:p>
       <w:r>
+        <w:rPr>
+          <w:noProof/>
+        </w:rPr>
         <w:drawing>
           <wp:inline distT="0" distB="0" distL="0" distR="0" wp14:anchorId="1A328B3C" wp14:editId="1BE1F205">
             <wp:extent cx="1440000" cy="2035307"/>
@@ -6274,7 +3125,7 @@
                     <pic:cNvPicPr/>
                   </pic:nvPicPr>
                   <pic:blipFill>
-                    <a:blip r:embed="rId72"/>
+                    <a:blip r:embed="rId51"/>
                     <a:stretch>
                       <a:fillRect/>
                     </a:stretch>
@@ -6313,6 +3164,9 @@
     </w:p>
     <w:p>
       <w:r>
+        <w:rPr>
+          <w:noProof/>
+        </w:rPr>
         <w:lastRenderedPageBreak/>
         <w:drawing>
           <wp:inline distT="0" distB="0" distL="0" distR="0" wp14:anchorId="006D10A3" wp14:editId="242BE91F">
@@ -6330,7 +3184,7 @@
                     <pic:cNvPicPr/>
                   </pic:nvPicPr>
                   <pic:blipFill>
-                    <a:blip r:embed="rId73"/>
+                    <a:blip r:embed="rId52"/>
                     <a:stretch>
                       <a:fillRect/>
                     </a:stretch>
@@ -6353,6 +3207,9 @@
     </w:p>
     <w:p>
       <w:r>
+        <w:rPr>
+          <w:noProof/>
+        </w:rPr>
         <w:drawing>
           <wp:inline distT="0" distB="0" distL="0" distR="0" wp14:anchorId="6E167A43" wp14:editId="0716FCDB">
             <wp:extent cx="4320000" cy="2238923"/>
@@ -6369,7 +3226,7 @@
                     <pic:cNvPicPr/>
                   </pic:nvPicPr>
                   <pic:blipFill>
-                    <a:blip r:embed="rId74"/>
+                    <a:blip r:embed="rId53"/>
                     <a:stretch>
                       <a:fillRect/>
                     </a:stretch>
@@ -6408,6 +3265,9 @@
     </w:p>
     <w:p>
       <w:r>
+        <w:rPr>
+          <w:noProof/>
+        </w:rPr>
         <w:lastRenderedPageBreak/>
         <w:drawing>
           <wp:inline distT="0" distB="0" distL="0" distR="0" wp14:anchorId="6C7480A8" wp14:editId="6A5E0F31">
@@ -6425,7 +3285,7 @@
                     <pic:cNvPicPr/>
                   </pic:nvPicPr>
                   <pic:blipFill>
-                    <a:blip r:embed="rId75"/>
+                    <a:blip r:embed="rId54"/>
                     <a:stretch>
                       <a:fillRect/>
                     </a:stretch>
@@ -6448,6 +3308,9 @@
     </w:p>
     <w:p>
       <w:r>
+        <w:rPr>
+          <w:noProof/>
+        </w:rPr>
         <w:drawing>
           <wp:inline distT="0" distB="0" distL="0" distR="0" wp14:anchorId="2BB64FF6" wp14:editId="5306827C">
             <wp:extent cx="4320000" cy="1942154"/>
@@ -6464,7 +3327,7 @@
                     <pic:cNvPicPr/>
                   </pic:nvPicPr>
                   <pic:blipFill>
-                    <a:blip r:embed="rId76"/>
+                    <a:blip r:embed="rId55"/>
                     <a:stretch>
                       <a:fillRect/>
                     </a:stretch>
@@ -6487,6 +3350,9 @@
     </w:p>
     <w:p>
       <w:r>
+        <w:rPr>
+          <w:noProof/>
+        </w:rPr>
         <w:drawing>
           <wp:inline distT="0" distB="0" distL="0" distR="0" wp14:anchorId="4A13EB2E" wp14:editId="2B5D47C8">
             <wp:extent cx="4320000" cy="2270769"/>
@@ -6503,7 +3369,7 @@
                     <pic:cNvPicPr/>
                   </pic:nvPicPr>
                   <pic:blipFill>
-                    <a:blip r:embed="rId77"/>
+                    <a:blip r:embed="rId56"/>
                     <a:stretch>
                       <a:fillRect/>
                     </a:stretch>
@@ -6526,6 +3392,9 @@
     </w:p>
     <w:p>
       <w:r>
+        <w:rPr>
+          <w:noProof/>
+        </w:rPr>
         <w:lastRenderedPageBreak/>
         <w:drawing>
           <wp:inline distT="0" distB="0" distL="0" distR="0" wp14:anchorId="16519B1F" wp14:editId="3AC494B9">
@@ -6543,7 +3412,7 @@
                     <pic:cNvPicPr/>
                   </pic:nvPicPr>
                   <pic:blipFill>
-                    <a:blip r:embed="rId78"/>
+                    <a:blip r:embed="rId57"/>
                     <a:stretch>
                       <a:fillRect/>
                     </a:stretch>
@@ -6574,6 +3443,9 @@
     </w:p>
     <w:p>
       <w:r>
+        <w:rPr>
+          <w:noProof/>
+        </w:rPr>
         <w:drawing>
           <wp:inline distT="0" distB="0" distL="0" distR="0" wp14:anchorId="77F7692E" wp14:editId="6C51A00E">
             <wp:extent cx="4320000" cy="2752154"/>
@@ -6590,7 +3462,7 @@
                     <pic:cNvPicPr/>
                   </pic:nvPicPr>
                   <pic:blipFill>
-                    <a:blip r:embed="rId79"/>
+                    <a:blip r:embed="rId58"/>
                     <a:stretch>
                       <a:fillRect/>
                     </a:stretch>
@@ -6612,12 +3484,10 @@
       </w:r>
     </w:p>
     <w:p>
-      <w:pPr>
-        <w:rPr>
-          <w:rFonts w:hint="eastAsia"/>
-        </w:rPr>
-      </w:pPr>
-      <w:r>
+      <w:r>
+        <w:rPr>
+          <w:noProof/>
+        </w:rPr>
         <w:lastRenderedPageBreak/>
         <w:drawing>
           <wp:inline distT="0" distB="0" distL="0" distR="0" wp14:anchorId="24367407" wp14:editId="59DA1602">
@@ -6635,7 +3505,7 @@
                     <pic:cNvPicPr/>
                   </pic:nvPicPr>
                   <pic:blipFill>
-                    <a:blip r:embed="rId80"/>
+                    <a:blip r:embed="rId59"/>
                     <a:stretch>
                       <a:fillRect/>
                     </a:stretch>
@@ -6694,6 +3564,9 @@
     </w:p>
     <w:p>
       <w:r>
+        <w:rPr>
+          <w:noProof/>
+        </w:rPr>
         <w:drawing>
           <wp:inline distT="0" distB="0" distL="0" distR="0" wp14:anchorId="630136CF" wp14:editId="57E452C2">
             <wp:extent cx="4320000" cy="996462"/>
@@ -6710,7 +3583,7 @@
                     <pic:cNvPicPr/>
                   </pic:nvPicPr>
                   <pic:blipFill>
-                    <a:blip r:embed="rId81"/>
+                    <a:blip r:embed="rId60"/>
                     <a:stretch>
                       <a:fillRect/>
                     </a:stretch>
@@ -6733,6 +3606,9 @@
     </w:p>
     <w:p>
       <w:r>
+        <w:rPr>
+          <w:noProof/>
+        </w:rPr>
         <w:drawing>
           <wp:inline distT="0" distB="0" distL="0" distR="0" wp14:anchorId="0FA144D0" wp14:editId="65105083">
             <wp:extent cx="4320000" cy="1749231"/>
@@ -6749,7 +3625,7 @@
                     <pic:cNvPicPr/>
                   </pic:nvPicPr>
                   <pic:blipFill>
-                    <a:blip r:embed="rId82"/>
+                    <a:blip r:embed="rId61"/>
                     <a:stretch>
                       <a:fillRect/>
                     </a:stretch>
@@ -6770,20 +3646,8 @@
         </w:drawing>
       </w:r>
     </w:p>
-    <w:p>
-      <w:pPr>
-        <w:rPr>
-          <w:rFonts w:hint="eastAsia"/>
-        </w:rPr>
-      </w:pPr>
-    </w:p>
-    <w:p>
-      <w:pPr>
-        <w:rPr>
-          <w:rFonts w:hint="eastAsia"/>
-        </w:rPr>
-      </w:pPr>
-    </w:p>
+    <w:p/>
+    <w:p/>
     <w:sectPr>
       <w:pgSz w:w="12240" w:h="15840"/>
       <w:pgMar w:top="1440" w:right="1440" w:bottom="1440" w:left="1440" w:header="708" w:footer="708" w:gutter="0"/>
@@ -7924,6 +4788,29 @@
     <w:uiPriority w:val="99"/>
     <w:rsid w:val="00217922"/>
   </w:style>
+  <w:style w:type="character" w:styleId="Hyperlink">
+    <w:name w:val="Hyperlink"/>
+    <w:basedOn w:val="DefaultParagraphFont"/>
+    <w:uiPriority w:val="99"/>
+    <w:unhideWhenUsed/>
+    <w:rsid w:val="00977907"/>
+    <w:rPr>
+      <w:color w:val="467886" w:themeColor="hyperlink"/>
+      <w:u w:val="single"/>
+    </w:rPr>
+  </w:style>
+  <w:style w:type="character" w:styleId="UnresolvedMention">
+    <w:name w:val="Unresolved Mention"/>
+    <w:basedOn w:val="DefaultParagraphFont"/>
+    <w:uiPriority w:val="99"/>
+    <w:semiHidden/>
+    <w:unhideWhenUsed/>
+    <w:rsid w:val="00977907"/>
+    <w:rPr>
+      <w:color w:val="605E5C"/>
+      <w:shd w:val="clear" w:color="auto" w:fill="E1DFDD"/>
+    </w:rPr>
+  </w:style>
 </w:styles>
 </file>
 
